--- a/CSE340/Practice Sheet+Solution/Practice Sheet - 2 (Chapter - 2)/Practice Sheet - 2 (Chapter 2).docx
+++ b/CSE340/Practice Sheet+Solution/Practice Sheet - 2 (Chapter - 2)/Practice Sheet - 2 (Chapter 2).docx
@@ -92,6 +92,7 @@
         <w:rPr>
           <w:rFonts w:ascii="Times New Roman" w:cs="Times New Roman" w:eastAsia="Times New Roman" w:hAnsi="Times New Roman"/>
           <w:b w:val="1"/>
+          <w:bCs w:val="1"/>
           <w:sz w:val="36"/>
           <w:szCs w:val="36"/>
           <w:u w:val="single"/>
@@ -120,6 +121,7 @@
         <w:rPr>
           <w:rFonts w:ascii="Times New Roman" w:cs="Times New Roman" w:eastAsia="Times New Roman" w:hAnsi="Times New Roman"/>
           <w:b w:val="1"/>
+          <w:bCs w:val="1"/>
           <w:rtl w:val="0"/>
         </w:rPr>
         <w:t xml:space="preserve">Question - 1</w:t>
@@ -127,6 +129,7 @@
       <w:r>
         <w:rPr>
           <w:b w:val="1"/>
+          <w:bCs w:val="1"/>
           <w:rtl w:val="0"/>
         </w:rPr>
         <w:t xml:space="preserve">: </w:t>
@@ -309,6 +312,7 @@
         <w:rPr>
           <w:rFonts w:ascii="Times New Roman" w:cs="Times New Roman" w:eastAsia="Times New Roman" w:hAnsi="Times New Roman"/>
           <w:b w:val="1"/>
+          <w:bCs w:val="1"/>
           <w:rtl w:val="0"/>
         </w:rPr>
         <w:t xml:space="preserve">Question - 2:</w:t>
@@ -316,6 +320,7 @@
       <w:r>
         <w:rPr>
           <w:b w:val="1"/>
+          <w:bCs w:val="1"/>
           <w:rtl w:val="0"/>
         </w:rPr>
         <w:t xml:space="preserve"> </w:t>
@@ -569,6 +574,7 @@
       <w:pPr>
         <w:rPr>
           <w:b w:val="1"/>
+          <w:bCs w:val="1"/>
         </w:rPr>
       </w:pPr>
       <w:r>
@@ -582,6 +588,7 @@
         <w:rPr>
           <w:rFonts w:ascii="Times New Roman" w:cs="Times New Roman" w:eastAsia="Times New Roman" w:hAnsi="Times New Roman"/>
           <w:b w:val="1"/>
+          <w:bCs w:val="1"/>
           <w:sz w:val="32"/>
           <w:szCs w:val="32"/>
         </w:rPr>
@@ -590,6 +597,7 @@
         <w:rPr>
           <w:rFonts w:ascii="Times New Roman" w:cs="Times New Roman" w:eastAsia="Times New Roman" w:hAnsi="Times New Roman"/>
           <w:b w:val="1"/>
+          <w:bCs w:val="1"/>
           <w:sz w:val="32"/>
           <w:szCs w:val="32"/>
           <w:rtl w:val="0"/>
@@ -781,6 +789,7 @@
         <w:rPr>
           <w:rFonts w:ascii="Times New Roman" w:cs="Times New Roman" w:eastAsia="Times New Roman" w:hAnsi="Times New Roman"/>
           <w:b w:val="1"/>
+          <w:bCs w:val="1"/>
           <w:sz w:val="32"/>
           <w:szCs w:val="32"/>
         </w:rPr>
@@ -803,6 +812,7 @@
         <w:rPr>
           <w:rFonts w:ascii="Times New Roman" w:cs="Times New Roman" w:eastAsia="Times New Roman" w:hAnsi="Times New Roman"/>
           <w:b w:val="1"/>
+          <w:bCs w:val="1"/>
           <w:sz w:val="32"/>
           <w:szCs w:val="32"/>
           <w:rtl w:val="0"/>
@@ -1084,6 +1094,7 @@
         <w:rPr>
           <w:rFonts w:ascii="Times New Roman" w:cs="Times New Roman" w:eastAsia="Times New Roman" w:hAnsi="Times New Roman"/>
           <w:b w:val="1"/>
+          <w:bCs w:val="1"/>
           <w:sz w:val="32"/>
           <w:szCs w:val="32"/>
         </w:rPr>
@@ -1120,6 +1131,7 @@
         <w:rPr>
           <w:rFonts w:ascii="Times New Roman" w:cs="Times New Roman" w:eastAsia="Times New Roman" w:hAnsi="Times New Roman"/>
           <w:b w:val="1"/>
+          <w:bCs w:val="1"/>
           <w:sz w:val="32"/>
           <w:szCs w:val="32"/>
           <w:rtl w:val="0"/>
@@ -1530,6 +1542,7 @@
         <w:rPr>
           <w:rFonts w:ascii="Times New Roman" w:cs="Times New Roman" w:eastAsia="Times New Roman" w:hAnsi="Times New Roman"/>
           <w:b w:val="1"/>
+          <w:bCs w:val="1"/>
           <w:sz w:val="32"/>
           <w:szCs w:val="32"/>
           <w:rtl w:val="0"/>
@@ -1565,6 +1578,7 @@
         <w:rPr>
           <w:rFonts w:ascii="Times New Roman" w:cs="Times New Roman" w:eastAsia="Times New Roman" w:hAnsi="Times New Roman"/>
           <w:b w:val="1"/>
+          <w:bCs w:val="1"/>
           <w:sz w:val="28"/>
           <w:szCs w:val="28"/>
           <w:rtl w:val="0"/>
@@ -1575,6 +1589,7 @@
         <w:rPr>
           <w:rFonts w:ascii="Times New Roman" w:cs="Times New Roman" w:eastAsia="Times New Roman" w:hAnsi="Times New Roman"/>
           <w:b w:val="1"/>
+          <w:bCs w:val="1"/>
           <w:sz w:val="28"/>
           <w:szCs w:val="28"/>
           <w:vertAlign w:val="subscript"/>
@@ -1595,6 +1610,7 @@
         <w:rPr>
           <w:rFonts w:ascii="Times New Roman" w:cs="Times New Roman" w:eastAsia="Times New Roman" w:hAnsi="Times New Roman"/>
           <w:b w:val="1"/>
+          <w:bCs w:val="1"/>
           <w:sz w:val="28"/>
           <w:szCs w:val="28"/>
           <w:rtl w:val="0"/>
@@ -1614,6 +1630,7 @@
         <w:rPr>
           <w:rFonts w:ascii="Times New Roman" w:cs="Times New Roman" w:eastAsia="Times New Roman" w:hAnsi="Times New Roman"/>
           <w:b w:val="1"/>
+          <w:bCs w:val="1"/>
           <w:sz w:val="28"/>
           <w:szCs w:val="28"/>
           <w:rtl w:val="0"/>
@@ -1633,6 +1650,7 @@
         <w:rPr>
           <w:rFonts w:ascii="Times New Roman" w:cs="Times New Roman" w:eastAsia="Times New Roman" w:hAnsi="Times New Roman"/>
           <w:b w:val="1"/>
+          <w:bCs w:val="1"/>
           <w:sz w:val="28"/>
           <w:szCs w:val="28"/>
           <w:rtl w:val="0"/>
@@ -1652,6 +1670,7 @@
         <w:rPr>
           <w:rFonts w:ascii="Times New Roman" w:cs="Times New Roman" w:eastAsia="Times New Roman" w:hAnsi="Times New Roman"/>
           <w:b w:val="1"/>
+          <w:bCs w:val="1"/>
           <w:sz w:val="28"/>
           <w:szCs w:val="28"/>
           <w:rtl w:val="0"/>
@@ -1662,6 +1681,7 @@
         <w:rPr>
           <w:rFonts w:ascii="Times New Roman" w:cs="Times New Roman" w:eastAsia="Times New Roman" w:hAnsi="Times New Roman"/>
           <w:b w:val="1"/>
+          <w:bCs w:val="1"/>
           <w:sz w:val="28"/>
           <w:szCs w:val="28"/>
           <w:vertAlign w:val="subscript"/>
@@ -1682,6 +1702,7 @@
         <w:rPr>
           <w:rFonts w:ascii="Times New Roman" w:cs="Times New Roman" w:eastAsia="Times New Roman" w:hAnsi="Times New Roman"/>
           <w:b w:val="1"/>
+          <w:bCs w:val="1"/>
           <w:sz w:val="28"/>
           <w:szCs w:val="28"/>
           <w:rtl w:val="0"/>
@@ -1735,6 +1756,7 @@
         <w:rPr>
           <w:rFonts w:ascii="Times New Roman" w:cs="Times New Roman" w:eastAsia="Times New Roman" w:hAnsi="Times New Roman"/>
           <w:b w:val="1"/>
+          <w:bCs w:val="1"/>
           <w:sz w:val="32"/>
           <w:szCs w:val="32"/>
           <w:rtl w:val="0"/>
@@ -1868,6 +1890,7 @@
         <w:rPr>
           <w:rFonts w:ascii="Times New Roman" w:cs="Times New Roman" w:eastAsia="Times New Roman" w:hAnsi="Times New Roman"/>
           <w:b w:val="1"/>
+          <w:bCs w:val="1"/>
           <w:sz w:val="32"/>
           <w:szCs w:val="32"/>
           <w:rtl w:val="0"/>
@@ -2116,6 +2139,7 @@
               <w:rPr>
                 <w:rFonts w:ascii="Times New Roman" w:cs="Times New Roman" w:eastAsia="Times New Roman" w:hAnsi="Times New Roman"/>
                 <w:b w:val="1"/>
+                <w:bCs w:val="1"/>
                 <w:sz w:val="24"/>
                 <w:szCs w:val="24"/>
                 <w:rtl w:val="0"/>
@@ -2126,6 +2150,7 @@
               <w:rPr>
                 <w:rFonts w:ascii="Times New Roman" w:cs="Times New Roman" w:eastAsia="Times New Roman" w:hAnsi="Times New Roman"/>
                 <w:b w:val="1"/>
+                <w:bCs w:val="1"/>
                 <w:sz w:val="24"/>
                 <w:szCs w:val="24"/>
                 <w:vertAlign w:val="subscript"/>
@@ -2146,6 +2171,7 @@
               <w:rPr>
                 <w:rFonts w:ascii="Times New Roman" w:cs="Times New Roman" w:eastAsia="Times New Roman" w:hAnsi="Times New Roman"/>
                 <w:b w:val="1"/>
+                <w:bCs w:val="1"/>
                 <w:sz w:val="24"/>
                 <w:szCs w:val="24"/>
                 <w:vertAlign w:val="subscript"/>
@@ -2292,6 +2318,7 @@
               <w:rPr>
                 <w:rFonts w:ascii="Times New Roman" w:cs="Times New Roman" w:eastAsia="Times New Roman" w:hAnsi="Times New Roman"/>
                 <w:b w:val="1"/>
+                <w:bCs w:val="1"/>
                 <w:sz w:val="24"/>
                 <w:szCs w:val="24"/>
                 <w:rtl w:val="0"/>
@@ -2302,6 +2329,7 @@
               <w:rPr>
                 <w:rFonts w:ascii="Times New Roman" w:cs="Times New Roman" w:eastAsia="Times New Roman" w:hAnsi="Times New Roman"/>
                 <w:b w:val="1"/>
+                <w:bCs w:val="1"/>
                 <w:sz w:val="24"/>
                 <w:szCs w:val="24"/>
                 <w:vertAlign w:val="subscript"/>
@@ -2322,6 +2350,7 @@
               <w:rPr>
                 <w:rFonts w:ascii="Times New Roman" w:cs="Times New Roman" w:eastAsia="Times New Roman" w:hAnsi="Times New Roman"/>
                 <w:b w:val="1"/>
+                <w:bCs w:val="1"/>
                 <w:sz w:val="24"/>
                 <w:szCs w:val="24"/>
                 <w:vertAlign w:val="subscript"/>
@@ -2468,6 +2497,7 @@
               <w:rPr>
                 <w:rFonts w:ascii="Times New Roman" w:cs="Times New Roman" w:eastAsia="Times New Roman" w:hAnsi="Times New Roman"/>
                 <w:b w:val="1"/>
+                <w:bCs w:val="1"/>
                 <w:sz w:val="24"/>
                 <w:szCs w:val="24"/>
                 <w:rtl w:val="0"/>
@@ -2478,6 +2508,7 @@
               <w:rPr>
                 <w:rFonts w:ascii="Times New Roman" w:cs="Times New Roman" w:eastAsia="Times New Roman" w:hAnsi="Times New Roman"/>
                 <w:b w:val="1"/>
+                <w:bCs w:val="1"/>
                 <w:sz w:val="24"/>
                 <w:szCs w:val="24"/>
                 <w:vertAlign w:val="subscript"/>
@@ -2498,6 +2529,7 @@
               <w:rPr>
                 <w:rFonts w:ascii="Times New Roman" w:cs="Times New Roman" w:eastAsia="Times New Roman" w:hAnsi="Times New Roman"/>
                 <w:b w:val="1"/>
+                <w:bCs w:val="1"/>
                 <w:sz w:val="24"/>
                 <w:szCs w:val="24"/>
                 <w:vertAlign w:val="subscript"/>
@@ -2644,6 +2676,7 @@
               <w:rPr>
                 <w:rFonts w:ascii="Times New Roman" w:cs="Times New Roman" w:eastAsia="Times New Roman" w:hAnsi="Times New Roman"/>
                 <w:b w:val="1"/>
+                <w:bCs w:val="1"/>
                 <w:sz w:val="24"/>
                 <w:szCs w:val="24"/>
                 <w:rtl w:val="0"/>
@@ -2654,6 +2687,7 @@
               <w:rPr>
                 <w:rFonts w:ascii="Times New Roman" w:cs="Times New Roman" w:eastAsia="Times New Roman" w:hAnsi="Times New Roman"/>
                 <w:b w:val="1"/>
+                <w:bCs w:val="1"/>
                 <w:sz w:val="24"/>
                 <w:szCs w:val="24"/>
                 <w:vertAlign w:val="subscript"/>
@@ -2674,6 +2708,7 @@
               <w:rPr>
                 <w:rFonts w:ascii="Times New Roman" w:cs="Times New Roman" w:eastAsia="Times New Roman" w:hAnsi="Times New Roman"/>
                 <w:b w:val="1"/>
+                <w:bCs w:val="1"/>
                 <w:sz w:val="24"/>
                 <w:szCs w:val="24"/>
                 <w:rtl w:val="0"/>
@@ -2684,6 +2719,7 @@
               <w:rPr>
                 <w:rFonts w:ascii="Times New Roman" w:cs="Times New Roman" w:eastAsia="Times New Roman" w:hAnsi="Times New Roman"/>
                 <w:b w:val="1"/>
+                <w:bCs w:val="1"/>
                 <w:sz w:val="24"/>
                 <w:szCs w:val="24"/>
                 <w:vertAlign w:val="subscript"/>
@@ -2834,6 +2870,7 @@
               <w:rPr>
                 <w:rFonts w:ascii="Times New Roman" w:cs="Times New Roman" w:eastAsia="Times New Roman" w:hAnsi="Times New Roman"/>
                 <w:b w:val="1"/>
+                <w:bCs w:val="1"/>
                 <w:sz w:val="24"/>
                 <w:szCs w:val="24"/>
                 <w:vertAlign w:val="subscript"/>
@@ -2854,6 +2891,7 @@
               <w:rPr>
                 <w:rFonts w:ascii="Times New Roman" w:cs="Times New Roman" w:eastAsia="Times New Roman" w:hAnsi="Times New Roman"/>
                 <w:b w:val="1"/>
+                <w:bCs w:val="1"/>
                 <w:sz w:val="24"/>
                 <w:szCs w:val="24"/>
                 <w:vertAlign w:val="subscript"/>
@@ -3004,6 +3042,7 @@
               <w:rPr>
                 <w:rFonts w:ascii="Times New Roman" w:cs="Times New Roman" w:eastAsia="Times New Roman" w:hAnsi="Times New Roman"/>
                 <w:b w:val="1"/>
+                <w:bCs w:val="1"/>
                 <w:sz w:val="24"/>
                 <w:szCs w:val="24"/>
                 <w:vertAlign w:val="subscript"/>
@@ -3024,6 +3063,7 @@
               <w:rPr>
                 <w:rFonts w:ascii="Times New Roman" w:cs="Times New Roman" w:eastAsia="Times New Roman" w:hAnsi="Times New Roman"/>
                 <w:b w:val="1"/>
+                <w:bCs w:val="1"/>
                 <w:sz w:val="24"/>
                 <w:szCs w:val="24"/>
                 <w:vertAlign w:val="subscript"/>
@@ -3170,6 +3210,7 @@
               <w:rPr>
                 <w:rFonts w:ascii="Times New Roman" w:cs="Times New Roman" w:eastAsia="Times New Roman" w:hAnsi="Times New Roman"/>
                 <w:b w:val="1"/>
+                <w:bCs w:val="1"/>
                 <w:sz w:val="24"/>
                 <w:szCs w:val="24"/>
                 <w:rtl w:val="0"/>
@@ -3180,6 +3221,7 @@
               <w:rPr>
                 <w:rFonts w:ascii="Times New Roman" w:cs="Times New Roman" w:eastAsia="Times New Roman" w:hAnsi="Times New Roman"/>
                 <w:b w:val="1"/>
+                <w:bCs w:val="1"/>
                 <w:sz w:val="24"/>
                 <w:szCs w:val="24"/>
                 <w:vertAlign w:val="subscript"/>
@@ -3200,6 +3242,7 @@
               <w:rPr>
                 <w:rFonts w:ascii="Times New Roman" w:cs="Times New Roman" w:eastAsia="Times New Roman" w:hAnsi="Times New Roman"/>
                 <w:b w:val="1"/>
+                <w:bCs w:val="1"/>
                 <w:sz w:val="24"/>
                 <w:szCs w:val="24"/>
                 <w:rtl w:val="0"/>
@@ -3210,6 +3253,7 @@
               <w:rPr>
                 <w:rFonts w:ascii="Times New Roman" w:cs="Times New Roman" w:eastAsia="Times New Roman" w:hAnsi="Times New Roman"/>
                 <w:b w:val="1"/>
+                <w:bCs w:val="1"/>
                 <w:sz w:val="24"/>
                 <w:szCs w:val="24"/>
                 <w:vertAlign w:val="subscript"/>
@@ -3463,6 +3507,7 @@
         <w:rPr>
           <w:rFonts w:ascii="Times New Roman" w:cs="Times New Roman" w:eastAsia="Times New Roman" w:hAnsi="Times New Roman"/>
           <w:b w:val="1"/>
+          <w:bCs w:val="1"/>
           <w:sz w:val="24"/>
           <w:szCs w:val="24"/>
           <w:rtl w:val="0"/>
@@ -3506,6 +3551,7 @@
         <w:rPr>
           <w:rFonts w:ascii="Times New Roman" w:cs="Times New Roman" w:eastAsia="Times New Roman" w:hAnsi="Times New Roman"/>
           <w:b w:val="1"/>
+          <w:bCs w:val="1"/>
           <w:sz w:val="24"/>
           <w:szCs w:val="24"/>
           <w:rtl w:val="0"/>
@@ -3530,6 +3576,7 @@
         <w:rPr>
           <w:rFonts w:ascii="Times New Roman" w:cs="Times New Roman" w:eastAsia="Times New Roman" w:hAnsi="Times New Roman"/>
           <w:b w:val="1"/>
+          <w:bCs w:val="1"/>
           <w:sz w:val="32"/>
           <w:szCs w:val="32"/>
           <w:rtl w:val="0"/>
@@ -3779,6 +3826,7 @@
               <w:rPr>
                 <w:rFonts w:ascii="Times New Roman" w:cs="Times New Roman" w:eastAsia="Times New Roman" w:hAnsi="Times New Roman"/>
                 <w:b w:val="1"/>
+                <w:bCs w:val="1"/>
                 <w:sz w:val="24"/>
                 <w:szCs w:val="24"/>
                 <w:rtl w:val="0"/>
@@ -3789,6 +3837,7 @@
               <w:rPr>
                 <w:rFonts w:ascii="Times New Roman" w:cs="Times New Roman" w:eastAsia="Times New Roman" w:hAnsi="Times New Roman"/>
                 <w:b w:val="1"/>
+                <w:bCs w:val="1"/>
                 <w:sz w:val="24"/>
                 <w:szCs w:val="24"/>
                 <w:vertAlign w:val="subscript"/>
@@ -3809,6 +3858,7 @@
               <w:rPr>
                 <w:rFonts w:ascii="Times New Roman" w:cs="Times New Roman" w:eastAsia="Times New Roman" w:hAnsi="Times New Roman"/>
                 <w:b w:val="1"/>
+                <w:bCs w:val="1"/>
                 <w:sz w:val="24"/>
                 <w:szCs w:val="24"/>
                 <w:vertAlign w:val="subscript"/>
@@ -3900,6 +3950,7 @@
               <w:rPr>
                 <w:rFonts w:ascii="Times New Roman" w:cs="Times New Roman" w:eastAsia="Times New Roman" w:hAnsi="Times New Roman"/>
                 <w:b w:val="1"/>
+                <w:bCs w:val="1"/>
                 <w:sz w:val="24"/>
                 <w:szCs w:val="24"/>
                 <w:rtl w:val="0"/>
@@ -3910,6 +3961,7 @@
               <w:rPr>
                 <w:rFonts w:ascii="Times New Roman" w:cs="Times New Roman" w:eastAsia="Times New Roman" w:hAnsi="Times New Roman"/>
                 <w:b w:val="1"/>
+                <w:bCs w:val="1"/>
                 <w:sz w:val="24"/>
                 <w:szCs w:val="24"/>
                 <w:vertAlign w:val="subscript"/>
@@ -3930,6 +3982,7 @@
               <w:rPr>
                 <w:rFonts w:ascii="Times New Roman" w:cs="Times New Roman" w:eastAsia="Times New Roman" w:hAnsi="Times New Roman"/>
                 <w:b w:val="1"/>
+                <w:bCs w:val="1"/>
                 <w:sz w:val="24"/>
                 <w:szCs w:val="24"/>
                 <w:vertAlign w:val="subscript"/>
@@ -3950,6 +4003,7 @@
               <w:rPr>
                 <w:rFonts w:ascii="Times New Roman" w:cs="Times New Roman" w:eastAsia="Times New Roman" w:hAnsi="Times New Roman"/>
                 <w:b w:val="1"/>
+                <w:bCs w:val="1"/>
                 <w:sz w:val="24"/>
                 <w:szCs w:val="24"/>
                 <w:vertAlign w:val="subscript"/>
@@ -4041,6 +4095,7 @@
               <w:rPr>
                 <w:rFonts w:ascii="Times New Roman" w:cs="Times New Roman" w:eastAsia="Times New Roman" w:hAnsi="Times New Roman"/>
                 <w:b w:val="1"/>
+                <w:bCs w:val="1"/>
                 <w:sz w:val="24"/>
                 <w:szCs w:val="24"/>
                 <w:rtl w:val="0"/>
@@ -4051,6 +4106,7 @@
               <w:rPr>
                 <w:rFonts w:ascii="Times New Roman" w:cs="Times New Roman" w:eastAsia="Times New Roman" w:hAnsi="Times New Roman"/>
                 <w:b w:val="1"/>
+                <w:bCs w:val="1"/>
                 <w:sz w:val="24"/>
                 <w:szCs w:val="24"/>
                 <w:vertAlign w:val="subscript"/>
@@ -4071,6 +4127,7 @@
               <w:rPr>
                 <w:rFonts w:ascii="Times New Roman" w:cs="Times New Roman" w:eastAsia="Times New Roman" w:hAnsi="Times New Roman"/>
                 <w:b w:val="1"/>
+                <w:bCs w:val="1"/>
                 <w:sz w:val="24"/>
                 <w:szCs w:val="24"/>
                 <w:vertAlign w:val="subscript"/>
@@ -4162,6 +4219,7 @@
               <w:rPr>
                 <w:rFonts w:ascii="Times New Roman" w:cs="Times New Roman" w:eastAsia="Times New Roman" w:hAnsi="Times New Roman"/>
                 <w:b w:val="1"/>
+                <w:bCs w:val="1"/>
                 <w:sz w:val="24"/>
                 <w:szCs w:val="24"/>
                 <w:rtl w:val="0"/>
@@ -4172,6 +4230,7 @@
               <w:rPr>
                 <w:rFonts w:ascii="Times New Roman" w:cs="Times New Roman" w:eastAsia="Times New Roman" w:hAnsi="Times New Roman"/>
                 <w:b w:val="1"/>
+                <w:bCs w:val="1"/>
                 <w:sz w:val="24"/>
                 <w:szCs w:val="24"/>
                 <w:vertAlign w:val="subscript"/>
@@ -4192,6 +4251,7 @@
               <w:rPr>
                 <w:rFonts w:ascii="Times New Roman" w:cs="Times New Roman" w:eastAsia="Times New Roman" w:hAnsi="Times New Roman"/>
                 <w:b w:val="1"/>
+                <w:bCs w:val="1"/>
                 <w:sz w:val="24"/>
                 <w:szCs w:val="24"/>
                 <w:rtl w:val="0"/>
@@ -4202,6 +4262,7 @@
               <w:rPr>
                 <w:rFonts w:ascii="Times New Roman" w:cs="Times New Roman" w:eastAsia="Times New Roman" w:hAnsi="Times New Roman"/>
                 <w:b w:val="1"/>
+                <w:bCs w:val="1"/>
                 <w:sz w:val="24"/>
                 <w:szCs w:val="24"/>
                 <w:vertAlign w:val="subscript"/>
@@ -4297,6 +4358,7 @@
               <w:rPr>
                 <w:rFonts w:ascii="Times New Roman" w:cs="Times New Roman" w:eastAsia="Times New Roman" w:hAnsi="Times New Roman"/>
                 <w:b w:val="1"/>
+                <w:bCs w:val="1"/>
                 <w:sz w:val="24"/>
                 <w:szCs w:val="24"/>
                 <w:vertAlign w:val="subscript"/>
@@ -4317,6 +4379,7 @@
               <w:rPr>
                 <w:rFonts w:ascii="Times New Roman" w:cs="Times New Roman" w:eastAsia="Times New Roman" w:hAnsi="Times New Roman"/>
                 <w:b w:val="1"/>
+                <w:bCs w:val="1"/>
                 <w:sz w:val="24"/>
                 <w:szCs w:val="24"/>
                 <w:vertAlign w:val="subscript"/>
@@ -4408,6 +4471,7 @@
               <w:rPr>
                 <w:rFonts w:ascii="Times New Roman" w:cs="Times New Roman" w:eastAsia="Times New Roman" w:hAnsi="Times New Roman"/>
                 <w:b w:val="1"/>
+                <w:bCs w:val="1"/>
                 <w:sz w:val="24"/>
                 <w:szCs w:val="24"/>
                 <w:rtl w:val="0"/>
@@ -4418,6 +4482,7 @@
               <w:rPr>
                 <w:rFonts w:ascii="Times New Roman" w:cs="Times New Roman" w:eastAsia="Times New Roman" w:hAnsi="Times New Roman"/>
                 <w:b w:val="1"/>
+                <w:bCs w:val="1"/>
                 <w:sz w:val="24"/>
                 <w:szCs w:val="24"/>
                 <w:vertAlign w:val="subscript"/>
@@ -4438,6 +4503,7 @@
               <w:rPr>
                 <w:rFonts w:ascii="Times New Roman" w:cs="Times New Roman" w:eastAsia="Times New Roman" w:hAnsi="Times New Roman"/>
                 <w:b w:val="1"/>
+                <w:bCs w:val="1"/>
                 <w:sz w:val="24"/>
                 <w:szCs w:val="24"/>
                 <w:rtl w:val="0"/>
@@ -4448,6 +4514,7 @@
               <w:rPr>
                 <w:rFonts w:ascii="Times New Roman" w:cs="Times New Roman" w:eastAsia="Times New Roman" w:hAnsi="Times New Roman"/>
                 <w:b w:val="1"/>
+                <w:bCs w:val="1"/>
                 <w:sz w:val="24"/>
                 <w:szCs w:val="24"/>
                 <w:vertAlign w:val="subscript"/>
@@ -4797,6 +4864,7 @@
         <w:rPr>
           <w:rFonts w:ascii="Times New Roman" w:cs="Times New Roman" w:eastAsia="Times New Roman" w:hAnsi="Times New Roman"/>
           <w:b w:val="1"/>
+          <w:bCs w:val="1"/>
           <w:sz w:val="32"/>
           <w:szCs w:val="32"/>
           <w:rtl w:val="0"/>
@@ -4843,6 +4911,7 @@
         <w:rPr>
           <w:rFonts w:ascii="Times New Roman" w:cs="Times New Roman" w:eastAsia="Times New Roman" w:hAnsi="Times New Roman"/>
           <w:b w:val="1"/>
+          <w:bCs w:val="1"/>
           <w:sz w:val="32"/>
           <w:szCs w:val="32"/>
           <w:rtl w:val="0"/>
@@ -4903,6 +4972,7 @@
         <w:rPr>
           <w:rFonts w:ascii="Times New Roman" w:cs="Times New Roman" w:eastAsia="Times New Roman" w:hAnsi="Times New Roman"/>
           <w:b w:val="1"/>
+          <w:bCs w:val="1"/>
           <w:sz w:val="32"/>
           <w:szCs w:val="32"/>
           <w:rtl w:val="0"/>
@@ -5349,6 +5419,2510 @@
         </w:rPr>
       </w:r>
     </w:p>
+    <w:p>
+      <w:pPr>
+        <w:spacing w:line="276" w:lineRule="auto"/>
+        <w:rPr>
+          <w:rFonts w:ascii="Times New Roman" w:cs="Times New Roman" w:eastAsia="Times New Roman" w:hAnsi="Times New Roman"/>
+          <w:sz w:val="24"/>
+          <w:szCs w:val="24"/>
+        </w:rPr>
+      </w:pPr>
+      <w:r>
+        <w:rPr>
+          <w:rtl w:val="0"/>
+        </w:rPr>
+      </w:r>
+    </w:p>
+    <w:p>
+      <w:pPr>
+        <w:rPr>
+          <w:rFonts w:ascii="Times New Roman" w:cs="Times New Roman" w:eastAsia="Times New Roman" w:hAnsi="Times New Roman"/>
+          <w:color w:val="ff0000"/>
+          <w:sz w:val="82"/>
+          <w:szCs w:val="82"/>
+        </w:rPr>
+      </w:pPr>
+      <w:r>
+        <w:rPr>
+          <w:rFonts w:ascii="Times New Roman" w:cs="Times New Roman" w:eastAsia="Times New Roman" w:hAnsi="Times New Roman"/>
+          <w:color w:val="ff0000"/>
+          <w:sz w:val="82"/>
+          <w:szCs w:val="82"/>
+          <w:rtl w:val="0"/>
+        </w:rPr>
+        <w:t xml:space="preserve">Newly added problems:</w:t>
+      </w:r>
+    </w:p>
+    <w:p>
+      <w:pPr>
+        <w:rPr>
+          <w:rFonts w:ascii="Times New Roman" w:cs="Times New Roman" w:eastAsia="Times New Roman" w:hAnsi="Times New Roman"/>
+          <w:color w:val="ff0000"/>
+          <w:sz w:val="48"/>
+          <w:szCs w:val="48"/>
+        </w:rPr>
+      </w:pPr>
+      <w:r>
+        <w:rPr>
+          <w:rFonts w:ascii="Times New Roman" w:cs="Times New Roman" w:eastAsia="Times New Roman" w:hAnsi="Times New Roman"/>
+          <w:color w:val="ff0000"/>
+          <w:sz w:val="48"/>
+          <w:szCs w:val="48"/>
+          <w:rtl w:val="0"/>
+        </w:rPr>
+        <w:t xml:space="preserve">[Solutions available]</w:t>
+      </w:r>
+    </w:p>
+    <w:p>
+      <w:pPr>
+        <w:spacing w:line="276" w:lineRule="auto"/>
+        <w:rPr>
+          <w:rFonts w:ascii="Times New Roman" w:cs="Times New Roman" w:eastAsia="Times New Roman" w:hAnsi="Times New Roman"/>
+          <w:sz w:val="24"/>
+          <w:szCs w:val="24"/>
+        </w:rPr>
+      </w:pPr>
+      <w:r>
+        <w:rPr>
+          <w:rtl w:val="0"/>
+        </w:rPr>
+      </w:r>
+    </w:p>
+    <w:p>
+      <w:pPr>
+        <w:rPr>
+          <w:rFonts w:ascii="Times New Roman" w:cs="Times New Roman" w:eastAsia="Times New Roman" w:hAnsi="Times New Roman"/>
+          <w:b w:val="1"/>
+          <w:bCs w:val="1"/>
+          <w:sz w:val="24"/>
+          <w:szCs w:val="24"/>
+        </w:rPr>
+      </w:pPr>
+      <w:r>
+        <w:rPr>
+          <w:rFonts w:ascii="Times New Roman" w:cs="Times New Roman" w:eastAsia="Times New Roman" w:hAnsi="Times New Roman"/>
+          <w:b w:val="1"/>
+          <w:bCs w:val="1"/>
+          <w:sz w:val="32"/>
+          <w:szCs w:val="32"/>
+          <w:rtl w:val="0"/>
+        </w:rPr>
+        <w:t xml:space="preserve">Question - 13:</w:t>
+      </w:r>
+      <w:r>
+        <w:rPr>
+          <w:rFonts w:ascii="Times New Roman" w:cs="Times New Roman" w:eastAsia="Times New Roman" w:hAnsi="Times New Roman"/>
+          <w:sz w:val="24"/>
+          <w:szCs w:val="24"/>
+          <w:rtl w:val="0"/>
+        </w:rPr>
+        <w:t xml:space="preserve">  </w:t>
+      </w:r>
+      <w:r>
+        <w:rPr>
+          <w:rtl w:val="0"/>
+        </w:rPr>
+      </w:r>
+    </w:p>
+    <w:p>
+      <w:pPr>
+        <w:spacing w:before="200" w:line="144" w:lineRule="auto"/>
+        <w:ind w:left="-270"/>
+        <w:rPr>
+          <w:rFonts w:ascii="Times New Roman" w:cs="Times New Roman" w:eastAsia="Times New Roman" w:hAnsi="Times New Roman"/>
+          <w:sz w:val="24"/>
+          <w:szCs w:val="24"/>
+        </w:rPr>
+      </w:pPr>
+      <w:r>
+        <w:rPr>
+          <w:rFonts w:ascii="Times New Roman" w:cs="Times New Roman" w:eastAsia="Times New Roman" w:hAnsi="Times New Roman"/>
+          <w:sz w:val="24"/>
+          <w:szCs w:val="24"/>
+          <w:rtl w:val="0"/>
+        </w:rPr>
+        <w:t xml:space="preserve">Construct the equivalent RISC-V code </w:t>
+      </w:r>
+      <w:r>
+        <w:rPr>
+          <w:rFonts w:ascii="Times New Roman" w:cs="Times New Roman" w:eastAsia="Times New Roman" w:hAnsi="Times New Roman"/>
+          <w:b w:val="1"/>
+          <w:bCs w:val="1"/>
+          <w:sz w:val="24"/>
+          <w:szCs w:val="24"/>
+          <w:rtl w:val="0"/>
+        </w:rPr>
+        <w:t xml:space="preserve">without using the multiplication operation</w:t>
+      </w:r>
+      <w:r>
+        <w:rPr>
+          <w:rFonts w:ascii="Times New Roman" w:cs="Times New Roman" w:eastAsia="Times New Roman" w:hAnsi="Times New Roman"/>
+          <w:sz w:val="24"/>
+          <w:szCs w:val="24"/>
+          <w:rtl w:val="0"/>
+        </w:rPr>
+        <w:t xml:space="preserve"> of the</w:t>
+      </w:r>
+    </w:p>
+    <w:p>
+      <w:pPr>
+        <w:spacing w:before="200" w:line="144" w:lineRule="auto"/>
+        <w:ind w:left="-270"/>
+        <w:rPr>
+          <w:rFonts w:ascii="Times New Roman" w:cs="Times New Roman" w:eastAsia="Times New Roman" w:hAnsi="Times New Roman"/>
+          <w:sz w:val="24"/>
+          <w:szCs w:val="24"/>
+        </w:rPr>
+      </w:pPr>
+      <w:r>
+        <w:rPr>
+          <w:rFonts w:ascii="Times New Roman" w:cs="Times New Roman" w:eastAsia="Times New Roman" w:hAnsi="Times New Roman"/>
+          <w:sz w:val="24"/>
+          <w:szCs w:val="24"/>
+          <w:rtl w:val="0"/>
+        </w:rPr>
+        <w:t xml:space="preserve"> following C code:    </w:t>
+        <w:tab/>
+        <w:tab/>
+        <w:tab/>
+        <w:tab/>
+        <w:tab/>
+        <w:tab/>
+        <w:tab/>
+        <w:tab/>
+        <w:tab/>
+      </w:r>
+    </w:p>
+    <w:p>
+      <w:pPr>
+        <w:spacing w:before="200" w:line="144" w:lineRule="auto"/>
+        <w:ind w:left="-270"/>
+        <w:rPr>
+          <w:rFonts w:ascii="Times New Roman" w:cs="Times New Roman" w:eastAsia="Times New Roman" w:hAnsi="Times New Roman"/>
+          <w:b w:val="1"/>
+          <w:bCs w:val="1"/>
+          <w:sz w:val="24"/>
+          <w:szCs w:val="24"/>
+        </w:rPr>
+      </w:pPr>
+      <w:r>
+        <w:rPr>
+          <w:rFonts w:ascii="Times New Roman" w:cs="Times New Roman" w:eastAsia="Times New Roman" w:hAnsi="Times New Roman"/>
+          <w:sz w:val="24"/>
+          <w:szCs w:val="24"/>
+          <w:rtl w:val="0"/>
+        </w:rPr>
+        <w:t xml:space="preserve">  int n = (a * 19)</w:t>
+      </w:r>
+      <w:r>
+        <w:rPr>
+          <w:rtl w:val="0"/>
+        </w:rPr>
+      </w:r>
+    </w:p>
+    <w:p>
+      <w:pPr>
+        <w:spacing w:before="200" w:line="144" w:lineRule="auto"/>
+        <w:ind w:left="-270"/>
+        <w:rPr>
+          <w:rFonts w:ascii="Times New Roman" w:cs="Times New Roman" w:eastAsia="Times New Roman" w:hAnsi="Times New Roman"/>
+          <w:i w:val="1"/>
+          <w:iCs w:val="1"/>
+          <w:sz w:val="24"/>
+          <w:szCs w:val="24"/>
+        </w:rPr>
+      </w:pPr>
+      <w:r>
+        <w:rPr>
+          <w:rFonts w:ascii="Times New Roman" w:cs="Times New Roman" w:eastAsia="Times New Roman" w:hAnsi="Times New Roman"/>
+          <w:b w:val="1"/>
+          <w:bCs w:val="1"/>
+          <w:sz w:val="24"/>
+          <w:szCs w:val="24"/>
+          <w:rtl w:val="0"/>
+        </w:rPr>
+        <w:t xml:space="preserve">Assume:</w:t>
+      </w:r>
+      <w:r>
+        <w:rPr>
+          <w:rFonts w:ascii="Times New Roman" w:cs="Times New Roman" w:eastAsia="Times New Roman" w:hAnsi="Times New Roman"/>
+          <w:sz w:val="24"/>
+          <w:szCs w:val="24"/>
+          <w:rtl w:val="0"/>
+        </w:rPr>
+        <w:t xml:space="preserve"> n in x21, a in x22 </w:t>
+      </w:r>
+      <w:r>
+        <w:rPr>
+          <w:rFonts w:ascii="Times New Roman" w:cs="Times New Roman" w:eastAsia="Times New Roman" w:hAnsi="Times New Roman"/>
+          <w:i w:val="1"/>
+          <w:iCs w:val="1"/>
+          <w:sz w:val="24"/>
+          <w:szCs w:val="24"/>
+          <w:rtl w:val="0"/>
+        </w:rPr>
+        <w:t xml:space="preserve">[Hint: use slli]</w:t>
+      </w:r>
+    </w:p>
+    <w:p>
+      <w:pPr>
+        <w:rPr>
+          <w:rFonts w:ascii="Times New Roman" w:cs="Times New Roman" w:eastAsia="Times New Roman" w:hAnsi="Times New Roman"/>
+          <w:i w:val="1"/>
+          <w:iCs w:val="1"/>
+          <w:sz w:val="24"/>
+          <w:szCs w:val="24"/>
+        </w:rPr>
+      </w:pPr>
+      <w:r>
+        <w:rPr>
+          <w:rtl w:val="0"/>
+        </w:rPr>
+      </w:r>
+    </w:p>
+    <w:p>
+      <w:pPr>
+        <w:rPr>
+          <w:rFonts w:ascii="Times New Roman" w:cs="Times New Roman" w:eastAsia="Times New Roman" w:hAnsi="Times New Roman"/>
+          <w:b w:val="1"/>
+          <w:bCs w:val="1"/>
+          <w:sz w:val="24"/>
+          <w:szCs w:val="24"/>
+        </w:rPr>
+      </w:pPr>
+      <w:r>
+        <w:rPr>
+          <w:rFonts w:ascii="Times New Roman" w:cs="Times New Roman" w:eastAsia="Times New Roman" w:hAnsi="Times New Roman"/>
+          <w:b w:val="1"/>
+          <w:bCs w:val="1"/>
+          <w:sz w:val="32"/>
+          <w:szCs w:val="32"/>
+          <w:rtl w:val="0"/>
+        </w:rPr>
+        <w:t xml:space="preserve">Question - 14:</w:t>
+      </w:r>
+      <w:r>
+        <w:rPr>
+          <w:rFonts w:ascii="Times New Roman" w:cs="Times New Roman" w:eastAsia="Times New Roman" w:hAnsi="Times New Roman"/>
+          <w:sz w:val="24"/>
+          <w:szCs w:val="24"/>
+          <w:rtl w:val="0"/>
+        </w:rPr>
+        <w:t xml:space="preserve">  </w:t>
+      </w:r>
+      <w:r>
+        <w:rPr>
+          <w:rtl w:val="0"/>
+        </w:rPr>
+      </w:r>
+    </w:p>
+    <w:p>
+      <w:pPr>
+        <w:spacing w:before="200" w:line="144" w:lineRule="auto"/>
+        <w:ind w:left="-270"/>
+        <w:rPr>
+          <w:rFonts w:ascii="Times New Roman" w:cs="Times New Roman" w:eastAsia="Times New Roman" w:hAnsi="Times New Roman"/>
+          <w:sz w:val="24"/>
+          <w:szCs w:val="24"/>
+        </w:rPr>
+      </w:pPr>
+      <w:r>
+        <w:rPr>
+          <w:rFonts w:ascii="Times New Roman" w:cs="Times New Roman" w:eastAsia="Times New Roman" w:hAnsi="Times New Roman"/>
+          <w:sz w:val="24"/>
+          <w:szCs w:val="24"/>
+          <w:rtl w:val="0"/>
+        </w:rPr>
+        <w:t xml:space="preserve">Construct the equivalent RISC-V code of the following C code:</w:t>
+      </w:r>
+    </w:p>
+    <w:p>
+      <w:pPr>
+        <w:spacing w:before="200" w:line="144" w:lineRule="auto"/>
+        <w:ind w:left="-270"/>
+        <w:rPr>
+          <w:rFonts w:ascii="Times New Roman" w:cs="Times New Roman" w:eastAsia="Times New Roman" w:hAnsi="Times New Roman"/>
+          <w:sz w:val="24"/>
+          <w:szCs w:val="24"/>
+        </w:rPr>
+      </w:pPr>
+      <w:r>
+        <w:rPr>
+          <w:rFonts w:ascii="Times New Roman" w:cs="Times New Roman" w:eastAsia="Times New Roman" w:hAnsi="Times New Roman"/>
+          <w:sz w:val="24"/>
+          <w:szCs w:val="24"/>
+          <w:rtl w:val="0"/>
+        </w:rPr>
+        <w:t xml:space="preserve">   int n = 0;</w:t>
+      </w:r>
+    </w:p>
+    <w:p>
+      <w:pPr>
+        <w:spacing w:before="200" w:line="144" w:lineRule="auto"/>
+        <w:ind w:left="-270"/>
+        <w:rPr>
+          <w:rFonts w:ascii="Times New Roman" w:cs="Times New Roman" w:eastAsia="Times New Roman" w:hAnsi="Times New Roman"/>
+          <w:sz w:val="24"/>
+          <w:szCs w:val="24"/>
+        </w:rPr>
+      </w:pPr>
+      <w:r>
+        <w:rPr>
+          <w:rFonts w:ascii="Times New Roman" w:cs="Times New Roman" w:eastAsia="Times New Roman" w:hAnsi="Times New Roman"/>
+          <w:sz w:val="24"/>
+          <w:szCs w:val="24"/>
+          <w:rtl w:val="0"/>
+        </w:rPr>
+        <w:t xml:space="preserve">   for(int i = 5; i &lt;= n; i--) {</w:t>
+      </w:r>
+    </w:p>
+    <w:p>
+      <w:pPr>
+        <w:spacing w:before="200" w:line="144" w:lineRule="auto"/>
+        <w:ind w:left="-270"/>
+        <w:rPr>
+          <w:rFonts w:ascii="Times New Roman" w:cs="Times New Roman" w:eastAsia="Times New Roman" w:hAnsi="Times New Roman"/>
+          <w:sz w:val="24"/>
+          <w:szCs w:val="24"/>
+        </w:rPr>
+      </w:pPr>
+      <w:r>
+        <w:rPr>
+          <w:rFonts w:ascii="Times New Roman" w:cs="Times New Roman" w:eastAsia="Times New Roman" w:hAnsi="Times New Roman"/>
+          <w:sz w:val="24"/>
+          <w:szCs w:val="24"/>
+          <w:rtl w:val="0"/>
+        </w:rPr>
+        <w:t xml:space="preserve">      if(A[i] &gt; 0 &amp;&amp; A[i] &lt; n){</w:t>
+      </w:r>
+    </w:p>
+    <w:p>
+      <w:pPr>
+        <w:spacing w:before="200" w:line="144" w:lineRule="auto"/>
+        <w:ind w:left="-270"/>
+        <w:rPr>
+          <w:rFonts w:ascii="Times New Roman" w:cs="Times New Roman" w:eastAsia="Times New Roman" w:hAnsi="Times New Roman"/>
+          <w:sz w:val="24"/>
+          <w:szCs w:val="24"/>
+        </w:rPr>
+      </w:pPr>
+      <w:r>
+        <w:rPr>
+          <w:rFonts w:ascii="Times New Roman" w:cs="Times New Roman" w:eastAsia="Times New Roman" w:hAnsi="Times New Roman"/>
+          <w:sz w:val="24"/>
+          <w:szCs w:val="24"/>
+          <w:rtl w:val="0"/>
+        </w:rPr>
+        <w:tab/>
+        <w:tab/>
+        <w:t xml:space="preserve">A[i] = A[i] - 1;</w:t>
+      </w:r>
+    </w:p>
+    <w:p>
+      <w:pPr>
+        <w:spacing w:before="200" w:line="144" w:lineRule="auto"/>
+        <w:ind w:left="-270"/>
+        <w:rPr>
+          <w:rFonts w:ascii="Times New Roman" w:cs="Times New Roman" w:eastAsia="Times New Roman" w:hAnsi="Times New Roman"/>
+          <w:sz w:val="24"/>
+          <w:szCs w:val="24"/>
+        </w:rPr>
+      </w:pPr>
+      <w:r>
+        <w:rPr>
+          <w:rFonts w:ascii="Times New Roman" w:cs="Times New Roman" w:eastAsia="Times New Roman" w:hAnsi="Times New Roman"/>
+          <w:sz w:val="24"/>
+          <w:szCs w:val="24"/>
+          <w:rtl w:val="0"/>
+        </w:rPr>
+        <w:tab/>
+        <w:t xml:space="preserve">}</w:t>
+      </w:r>
+    </w:p>
+    <w:p>
+      <w:pPr>
+        <w:spacing w:before="200" w:line="144" w:lineRule="auto"/>
+        <w:ind w:left="-270"/>
+        <w:rPr>
+          <w:rFonts w:ascii="Times New Roman" w:cs="Times New Roman" w:eastAsia="Times New Roman" w:hAnsi="Times New Roman"/>
+          <w:sz w:val="24"/>
+          <w:szCs w:val="24"/>
+        </w:rPr>
+      </w:pPr>
+      <w:r>
+        <w:rPr>
+          <w:rFonts w:ascii="Times New Roman" w:cs="Times New Roman" w:eastAsia="Times New Roman" w:hAnsi="Times New Roman"/>
+          <w:sz w:val="24"/>
+          <w:szCs w:val="24"/>
+          <w:rtl w:val="0"/>
+        </w:rPr>
+        <w:t xml:space="preserve">   }</w:t>
+      </w:r>
+    </w:p>
+    <w:p>
+      <w:pPr>
+        <w:spacing w:before="200" w:line="144" w:lineRule="auto"/>
+        <w:ind w:left="-270"/>
+        <w:rPr>
+          <w:rFonts w:ascii="Times New Roman" w:cs="Times New Roman" w:eastAsia="Times New Roman" w:hAnsi="Times New Roman"/>
+          <w:sz w:val="24"/>
+          <w:szCs w:val="24"/>
+        </w:rPr>
+      </w:pPr>
+      <w:r>
+        <w:rPr>
+          <w:rFonts w:ascii="Times New Roman" w:cs="Times New Roman" w:eastAsia="Times New Roman" w:hAnsi="Times New Roman"/>
+          <w:b w:val="1"/>
+          <w:bCs w:val="1"/>
+          <w:sz w:val="24"/>
+          <w:szCs w:val="24"/>
+          <w:rtl w:val="0"/>
+        </w:rPr>
+        <w:t xml:space="preserve">Assume </w:t>
+      </w:r>
+      <w:r>
+        <w:rPr>
+          <w:rFonts w:ascii="Times New Roman" w:cs="Times New Roman" w:eastAsia="Times New Roman" w:hAnsi="Times New Roman"/>
+          <w:sz w:val="24"/>
+          <w:szCs w:val="24"/>
+          <w:rtl w:val="0"/>
+        </w:rPr>
+        <w:t xml:space="preserve">: A base address in x20, n in x21, i in x22 </w:t>
+      </w:r>
+    </w:p>
+    <w:p>
+      <w:pPr>
+        <w:spacing w:before="200" w:line="144" w:lineRule="auto"/>
+        <w:ind w:left="-270"/>
+        <w:rPr>
+          <w:rFonts w:ascii="Times New Roman" w:cs="Times New Roman" w:eastAsia="Times New Roman" w:hAnsi="Times New Roman"/>
+          <w:sz w:val="24"/>
+          <w:szCs w:val="24"/>
+        </w:rPr>
+      </w:pPr>
+      <w:r>
+        <w:rPr>
+          <w:rtl w:val="0"/>
+        </w:rPr>
+      </w:r>
+    </w:p>
+    <w:p>
+      <w:pPr>
+        <w:rPr>
+          <w:rFonts w:ascii="Times New Roman" w:cs="Times New Roman" w:eastAsia="Times New Roman" w:hAnsi="Times New Roman"/>
+          <w:b w:val="1"/>
+          <w:bCs w:val="1"/>
+          <w:sz w:val="24"/>
+          <w:szCs w:val="24"/>
+        </w:rPr>
+      </w:pPr>
+      <w:r>
+        <w:rPr>
+          <w:rFonts w:ascii="Times New Roman" w:cs="Times New Roman" w:eastAsia="Times New Roman" w:hAnsi="Times New Roman"/>
+          <w:b w:val="1"/>
+          <w:bCs w:val="1"/>
+          <w:sz w:val="32"/>
+          <w:szCs w:val="32"/>
+          <w:rtl w:val="0"/>
+        </w:rPr>
+        <w:t xml:space="preserve">Question - 15:</w:t>
+      </w:r>
+      <w:r>
+        <w:rPr>
+          <w:rFonts w:ascii="Times New Roman" w:cs="Times New Roman" w:eastAsia="Times New Roman" w:hAnsi="Times New Roman"/>
+          <w:sz w:val="24"/>
+          <w:szCs w:val="24"/>
+          <w:rtl w:val="0"/>
+        </w:rPr>
+        <w:t xml:space="preserve"> </w:t>
+      </w:r>
+      <w:r>
+        <w:rPr>
+          <w:rtl w:val="0"/>
+        </w:rPr>
+      </w:r>
+    </w:p>
+    <w:p>
+      <w:pPr>
+        <w:spacing w:before="200" w:line="144" w:lineRule="auto"/>
+        <w:ind w:left="-270"/>
+        <w:rPr>
+          <w:rFonts w:ascii="Times New Roman" w:cs="Times New Roman" w:eastAsia="Times New Roman" w:hAnsi="Times New Roman"/>
+          <w:sz w:val="24"/>
+          <w:szCs w:val="24"/>
+        </w:rPr>
+      </w:pPr>
+      <w:r>
+        <w:rPr>
+          <w:rFonts w:ascii="Times New Roman" w:cs="Times New Roman" w:eastAsia="Times New Roman" w:hAnsi="Times New Roman"/>
+          <w:sz w:val="24"/>
+          <w:szCs w:val="24"/>
+          <w:rtl w:val="0"/>
+        </w:rPr>
+        <w:t xml:space="preserve">3. Translate the following assembly to equivalent C code.                       </w:t>
+        <w:tab/>
+        <w:tab/>
+        <w:t xml:space="preserve">  </w:t>
+      </w:r>
+    </w:p>
+    <w:p>
+      <w:pPr>
+        <w:spacing w:before="200" w:line="144" w:lineRule="auto"/>
+        <w:ind w:left="-270"/>
+        <w:rPr>
+          <w:rFonts w:ascii="Times New Roman" w:cs="Times New Roman" w:eastAsia="Times New Roman" w:hAnsi="Times New Roman"/>
+          <w:sz w:val="24"/>
+          <w:szCs w:val="24"/>
+        </w:rPr>
+      </w:pPr>
+      <w:r>
+        <w:rPr>
+          <w:rFonts w:ascii="Times New Roman" w:cs="Times New Roman" w:eastAsia="Times New Roman" w:hAnsi="Times New Roman"/>
+          <w:b w:val="1"/>
+          <w:bCs w:val="1"/>
+          <w:sz w:val="24"/>
+          <w:szCs w:val="24"/>
+          <w:rtl w:val="0"/>
+        </w:rPr>
+        <w:t xml:space="preserve">Assume :</w:t>
+      </w:r>
+      <w:r>
+        <w:rPr>
+          <w:rFonts w:ascii="Times New Roman" w:cs="Times New Roman" w:eastAsia="Times New Roman" w:hAnsi="Times New Roman"/>
+          <w:sz w:val="24"/>
+          <w:szCs w:val="24"/>
+          <w:rtl w:val="0"/>
+        </w:rPr>
+        <w:t xml:space="preserve"> A base in x21, B base in x20, i in x22</w:t>
+      </w:r>
+    </w:p>
+    <w:p>
+      <w:pPr>
+        <w:widowControl w:val="0"/>
+        <w:spacing w:before="200" w:line="144" w:lineRule="auto"/>
+        <w:ind w:left="720" w:firstLine="720"/>
+        <w:rPr>
+          <w:rFonts w:ascii="Times New Roman" w:cs="Times New Roman" w:eastAsia="Times New Roman" w:hAnsi="Times New Roman"/>
+          <w:sz w:val="24"/>
+          <w:szCs w:val="24"/>
+        </w:rPr>
+      </w:pPr>
+      <w:r>
+        <w:rPr>
+          <w:rFonts w:ascii="Times New Roman" w:cs="Times New Roman" w:eastAsia="Times New Roman" w:hAnsi="Times New Roman"/>
+          <w:sz w:val="24"/>
+          <w:szCs w:val="24"/>
+          <w:rtl w:val="0"/>
+        </w:rPr>
+        <w:t xml:space="preserve">slli x10, x22, 3</w:t>
+      </w:r>
+    </w:p>
+    <w:p>
+      <w:pPr>
+        <w:widowControl w:val="0"/>
+        <w:spacing w:before="200" w:line="144" w:lineRule="auto"/>
+        <w:ind w:left="720" w:firstLine="720"/>
+        <w:rPr>
+          <w:rFonts w:ascii="Times New Roman" w:cs="Times New Roman" w:eastAsia="Times New Roman" w:hAnsi="Times New Roman"/>
+          <w:sz w:val="24"/>
+          <w:szCs w:val="24"/>
+        </w:rPr>
+      </w:pPr>
+      <w:r>
+        <w:rPr>
+          <w:rFonts w:ascii="Times New Roman" w:cs="Times New Roman" w:eastAsia="Times New Roman" w:hAnsi="Times New Roman"/>
+          <w:sz w:val="24"/>
+          <w:szCs w:val="24"/>
+          <w:rtl w:val="0"/>
+        </w:rPr>
+        <w:t xml:space="preserve">add  x10, x10, x20</w:t>
+      </w:r>
+    </w:p>
+    <w:p>
+      <w:pPr>
+        <w:widowControl w:val="0"/>
+        <w:spacing w:before="200" w:line="144" w:lineRule="auto"/>
+        <w:ind w:left="720" w:firstLine="720"/>
+        <w:rPr>
+          <w:rFonts w:ascii="Times New Roman" w:cs="Times New Roman" w:eastAsia="Times New Roman" w:hAnsi="Times New Roman"/>
+          <w:sz w:val="24"/>
+          <w:szCs w:val="24"/>
+        </w:rPr>
+      </w:pPr>
+      <w:r>
+        <w:rPr>
+          <w:rFonts w:ascii="Times New Roman" w:cs="Times New Roman" w:eastAsia="Times New Roman" w:hAnsi="Times New Roman"/>
+          <w:sz w:val="24"/>
+          <w:szCs w:val="24"/>
+          <w:rtl w:val="0"/>
+        </w:rPr>
+        <w:t xml:space="preserve">ld   x5, 0(x10)</w:t>
+      </w:r>
+    </w:p>
+    <w:p>
+      <w:pPr>
+        <w:widowControl w:val="0"/>
+        <w:spacing w:before="200" w:line="144" w:lineRule="auto"/>
+        <w:ind w:left="720" w:firstLine="720"/>
+        <w:rPr>
+          <w:rFonts w:ascii="Times New Roman" w:cs="Times New Roman" w:eastAsia="Times New Roman" w:hAnsi="Times New Roman"/>
+          <w:sz w:val="24"/>
+          <w:szCs w:val="24"/>
+        </w:rPr>
+      </w:pPr>
+      <w:r>
+        <w:rPr>
+          <w:rFonts w:ascii="Times New Roman" w:cs="Times New Roman" w:eastAsia="Times New Roman" w:hAnsi="Times New Roman"/>
+          <w:sz w:val="24"/>
+          <w:szCs w:val="24"/>
+          <w:rtl w:val="0"/>
+        </w:rPr>
+        <w:t xml:space="preserve">addi x5, x5, 1   </w:t>
+      </w:r>
+    </w:p>
+    <w:p>
+      <w:pPr>
+        <w:widowControl w:val="0"/>
+        <w:spacing w:before="200" w:line="144" w:lineRule="auto"/>
+        <w:ind w:left="720" w:firstLine="720"/>
+        <w:rPr>
+          <w:rFonts w:ascii="Times New Roman" w:cs="Times New Roman" w:eastAsia="Times New Roman" w:hAnsi="Times New Roman"/>
+          <w:sz w:val="24"/>
+          <w:szCs w:val="24"/>
+        </w:rPr>
+      </w:pPr>
+      <w:r>
+        <w:rPr>
+          <w:rFonts w:ascii="Times New Roman" w:cs="Times New Roman" w:eastAsia="Times New Roman" w:hAnsi="Times New Roman"/>
+          <w:sz w:val="24"/>
+          <w:szCs w:val="24"/>
+          <w:rtl w:val="0"/>
+        </w:rPr>
+        <w:t xml:space="preserve">sd   x5, 24(x21)</w:t>
+      </w:r>
+    </w:p>
+    <w:p>
+      <w:pPr>
+        <w:widowControl w:val="0"/>
+        <w:spacing w:before="200" w:line="144" w:lineRule="auto"/>
+        <w:ind w:left="720" w:firstLine="720"/>
+        <w:rPr>
+          <w:rFonts w:ascii="Times New Roman" w:cs="Times New Roman" w:eastAsia="Times New Roman" w:hAnsi="Times New Roman"/>
+          <w:sz w:val="24"/>
+          <w:szCs w:val="24"/>
+        </w:rPr>
+      </w:pPr>
+      <w:r>
+        <w:rPr>
+          <w:rtl w:val="0"/>
+        </w:rPr>
+      </w:r>
+    </w:p>
+    <w:p>
+      <w:pPr>
+        <w:widowControl w:val="0"/>
+        <w:spacing w:line="240" w:lineRule="auto"/>
+        <w:rPr>
+          <w:rFonts w:ascii="Times New Roman" w:cs="Times New Roman" w:eastAsia="Times New Roman" w:hAnsi="Times New Roman"/>
+          <w:b w:val="1"/>
+          <w:bCs w:val="1"/>
+          <w:sz w:val="24"/>
+          <w:szCs w:val="24"/>
+        </w:rPr>
+      </w:pPr>
+      <w:r>
+        <w:rPr>
+          <w:rtl w:val="0"/>
+        </w:rPr>
+      </w:r>
+    </w:p>
+    <w:p>
+      <w:pPr>
+        <w:rPr>
+          <w:rFonts w:ascii="Times New Roman" w:cs="Times New Roman" w:eastAsia="Times New Roman" w:hAnsi="Times New Roman"/>
+          <w:b w:val="1"/>
+          <w:bCs w:val="1"/>
+          <w:sz w:val="24"/>
+          <w:szCs w:val="24"/>
+        </w:rPr>
+      </w:pPr>
+      <w:r>
+        <w:rPr>
+          <w:rFonts w:ascii="Times New Roman" w:cs="Times New Roman" w:eastAsia="Times New Roman" w:hAnsi="Times New Roman"/>
+          <w:b w:val="1"/>
+          <w:bCs w:val="1"/>
+          <w:sz w:val="32"/>
+          <w:szCs w:val="32"/>
+          <w:rtl w:val="0"/>
+        </w:rPr>
+        <w:t xml:space="preserve">Question - 16:</w:t>
+      </w:r>
+      <w:r>
+        <w:rPr>
+          <w:rFonts w:ascii="Times New Roman" w:cs="Times New Roman" w:eastAsia="Times New Roman" w:hAnsi="Times New Roman"/>
+          <w:sz w:val="24"/>
+          <w:szCs w:val="24"/>
+          <w:rtl w:val="0"/>
+        </w:rPr>
+        <w:t xml:space="preserve">  </w:t>
+      </w:r>
+      <w:r>
+        <w:rPr>
+          <w:rtl w:val="0"/>
+        </w:rPr>
+      </w:r>
+    </w:p>
+    <w:p>
+      <w:pPr>
+        <w:widowControl w:val="0"/>
+        <w:spacing w:before="200" w:line="144" w:lineRule="auto"/>
+        <w:rPr>
+          <w:rFonts w:ascii="Times New Roman" w:cs="Times New Roman" w:eastAsia="Times New Roman" w:hAnsi="Times New Roman"/>
+          <w:sz w:val="24"/>
+          <w:szCs w:val="24"/>
+        </w:rPr>
+      </w:pPr>
+      <w:r>
+        <w:rPr>
+          <w:rFonts w:ascii="Times New Roman" w:cs="Times New Roman" w:eastAsia="Times New Roman" w:hAnsi="Times New Roman"/>
+          <w:sz w:val="24"/>
+          <w:szCs w:val="24"/>
+          <w:rtl w:val="0"/>
+        </w:rPr>
+        <w:t xml:space="preserve">bge x22, x21, Exit</w:t>
+        <w:tab/>
+        <w:tab/>
+        <w:t xml:space="preserve">\\ 0x015B1A67</w:t>
+      </w:r>
+    </w:p>
+    <w:p>
+      <w:pPr>
+        <w:widowControl w:val="0"/>
+        <w:spacing w:before="200" w:line="144" w:lineRule="auto"/>
+        <w:rPr>
+          <w:rFonts w:ascii="Times New Roman" w:cs="Times New Roman" w:eastAsia="Times New Roman" w:hAnsi="Times New Roman"/>
+          <w:sz w:val="24"/>
+          <w:szCs w:val="24"/>
+        </w:rPr>
+      </w:pPr>
+      <w:r>
+        <w:rPr>
+          <w:rFonts w:ascii="Times New Roman" w:cs="Times New Roman" w:eastAsia="Times New Roman" w:hAnsi="Times New Roman"/>
+          <w:sz w:val="24"/>
+          <w:szCs w:val="24"/>
+          <w:rtl w:val="0"/>
+        </w:rPr>
+        <w:tab/>
+        <w:tab/>
+        <w:t xml:space="preserve">slli x5, x22, 3</w:t>
+        <w:tab/>
+        <w:tab/>
+      </w:r>
+    </w:p>
+    <w:p>
+      <w:pPr>
+        <w:widowControl w:val="0"/>
+        <w:spacing w:before="200" w:line="144" w:lineRule="auto"/>
+        <w:ind w:left="720" w:firstLine="720"/>
+        <w:rPr>
+          <w:rFonts w:ascii="Times New Roman" w:cs="Times New Roman" w:eastAsia="Times New Roman" w:hAnsi="Times New Roman"/>
+          <w:sz w:val="24"/>
+          <w:szCs w:val="24"/>
+        </w:rPr>
+      </w:pPr>
+      <w:r>
+        <w:rPr>
+          <w:rFonts w:ascii="Times New Roman" w:cs="Times New Roman" w:eastAsia="Times New Roman" w:hAnsi="Times New Roman"/>
+          <w:sz w:val="24"/>
+          <w:szCs w:val="24"/>
+          <w:rtl w:val="0"/>
+        </w:rPr>
+        <w:t xml:space="preserve">add x5, x20, x5</w:t>
+      </w:r>
+    </w:p>
+    <w:p>
+      <w:pPr>
+        <w:widowControl w:val="0"/>
+        <w:spacing w:before="200" w:line="144" w:lineRule="auto"/>
+        <w:ind w:left="720" w:firstLine="720"/>
+        <w:rPr>
+          <w:rFonts w:ascii="Times New Roman" w:cs="Times New Roman" w:eastAsia="Times New Roman" w:hAnsi="Times New Roman"/>
+          <w:sz w:val="24"/>
+          <w:szCs w:val="24"/>
+        </w:rPr>
+      </w:pPr>
+      <w:r>
+        <w:rPr>
+          <w:rFonts w:ascii="Times New Roman" w:cs="Times New Roman" w:eastAsia="Times New Roman" w:hAnsi="Times New Roman"/>
+          <w:sz w:val="24"/>
+          <w:szCs w:val="24"/>
+          <w:rtl w:val="0"/>
+        </w:rPr>
+        <w:t xml:space="preserve">ld x10, 0(x5)</w:t>
+      </w:r>
+    </w:p>
+    <w:p>
+      <w:pPr>
+        <w:widowControl w:val="0"/>
+        <w:spacing w:before="200" w:line="144" w:lineRule="auto"/>
+        <w:ind w:left="720" w:firstLine="720"/>
+        <w:rPr>
+          <w:rFonts w:ascii="Times New Roman" w:cs="Times New Roman" w:eastAsia="Times New Roman" w:hAnsi="Times New Roman"/>
+          <w:sz w:val="24"/>
+          <w:szCs w:val="24"/>
+        </w:rPr>
+      </w:pPr>
+      <w:r>
+        <w:rPr>
+          <w:rFonts w:ascii="Times New Roman" w:cs="Times New Roman" w:eastAsia="Times New Roman" w:hAnsi="Times New Roman"/>
+          <w:sz w:val="24"/>
+          <w:szCs w:val="24"/>
+          <w:rtl w:val="0"/>
+        </w:rPr>
+        <w:t xml:space="preserve">addi x10, x10, -1</w:t>
+      </w:r>
+    </w:p>
+    <w:p>
+      <w:pPr>
+        <w:widowControl w:val="0"/>
+        <w:spacing w:before="200" w:line="144" w:lineRule="auto"/>
+        <w:ind w:left="720" w:firstLine="720"/>
+        <w:rPr>
+          <w:rFonts w:ascii="Times New Roman" w:cs="Times New Roman" w:eastAsia="Times New Roman" w:hAnsi="Times New Roman"/>
+          <w:sz w:val="24"/>
+          <w:szCs w:val="24"/>
+        </w:rPr>
+      </w:pPr>
+      <w:r>
+        <w:rPr>
+          <w:rFonts w:ascii="Times New Roman" w:cs="Times New Roman" w:eastAsia="Times New Roman" w:hAnsi="Times New Roman"/>
+          <w:sz w:val="24"/>
+          <w:szCs w:val="24"/>
+          <w:rtl w:val="0"/>
+        </w:rPr>
+        <w:t xml:space="preserve">sd x10, 0(x5)</w:t>
+        <w:tab/>
+        <w:tab/>
+      </w:r>
+    </w:p>
+    <w:p>
+      <w:pPr>
+        <w:widowControl w:val="0"/>
+        <w:spacing w:before="200" w:line="144" w:lineRule="auto"/>
+        <w:ind w:left="720" w:firstLine="720"/>
+        <w:rPr>
+          <w:rFonts w:ascii="Times New Roman" w:cs="Times New Roman" w:eastAsia="Times New Roman" w:hAnsi="Times New Roman"/>
+          <w:sz w:val="24"/>
+          <w:szCs w:val="24"/>
+        </w:rPr>
+      </w:pPr>
+      <w:r>
+        <w:rPr>
+          <w:rFonts w:ascii="Times New Roman" w:cs="Times New Roman" w:eastAsia="Times New Roman" w:hAnsi="Times New Roman"/>
+          <w:sz w:val="24"/>
+          <w:szCs w:val="24"/>
+          <w:rtl w:val="0"/>
+        </w:rPr>
+        <w:t xml:space="preserve">addi x22, x22, 1</w:t>
+      </w:r>
+    </w:p>
+    <w:p>
+      <w:pPr>
+        <w:spacing w:before="200" w:line="144" w:lineRule="auto"/>
+        <w:ind w:left="-270"/>
+        <w:rPr>
+          <w:rFonts w:ascii="Times New Roman" w:cs="Times New Roman" w:eastAsia="Times New Roman" w:hAnsi="Times New Roman"/>
+          <w:sz w:val="24"/>
+          <w:szCs w:val="24"/>
+        </w:rPr>
+      </w:pPr>
+      <w:r>
+        <w:rPr>
+          <w:rFonts w:ascii="Times New Roman" w:cs="Times New Roman" w:eastAsia="Times New Roman" w:hAnsi="Times New Roman"/>
+          <w:sz w:val="24"/>
+          <w:szCs w:val="24"/>
+          <w:rtl w:val="0"/>
+        </w:rPr>
+        <w:t xml:space="preserve">The machine code of the first instruction is given beside the instruction. Based on that, deduce </w:t>
+      </w:r>
+    </w:p>
+    <w:p>
+      <w:pPr>
+        <w:spacing w:before="200" w:line="144" w:lineRule="auto"/>
+        <w:ind w:left="-270"/>
+        <w:rPr>
+          <w:rFonts w:ascii="Times New Roman" w:cs="Times New Roman" w:eastAsia="Times New Roman" w:hAnsi="Times New Roman"/>
+          <w:sz w:val="24"/>
+          <w:szCs w:val="24"/>
+        </w:rPr>
+      </w:pPr>
+      <w:r>
+        <w:rPr>
+          <w:rFonts w:ascii="Times New Roman" w:cs="Times New Roman" w:eastAsia="Times New Roman" w:hAnsi="Times New Roman"/>
+          <w:sz w:val="24"/>
+          <w:szCs w:val="24"/>
+          <w:rtl w:val="0"/>
+        </w:rPr>
+        <w:t xml:space="preserve">where should the label “Exit” be put?</w:t>
+      </w:r>
+    </w:p>
+    <w:p>
+      <w:pPr>
+        <w:spacing w:before="200" w:line="144" w:lineRule="auto"/>
+        <w:ind w:left="-270"/>
+        <w:rPr>
+          <w:rFonts w:ascii="Times New Roman" w:cs="Times New Roman" w:eastAsia="Times New Roman" w:hAnsi="Times New Roman"/>
+          <w:b w:val="1"/>
+          <w:bCs w:val="1"/>
+          <w:sz w:val="24"/>
+          <w:szCs w:val="24"/>
+        </w:rPr>
+      </w:pPr>
+      <w:r>
+        <w:rPr>
+          <w:rtl w:val="0"/>
+        </w:rPr>
+      </w:r>
+    </w:p>
+    <w:p>
+      <w:pPr>
+        <w:rPr>
+          <w:rFonts w:ascii="Times New Roman" w:cs="Times New Roman" w:eastAsia="Times New Roman" w:hAnsi="Times New Roman"/>
+          <w:b w:val="1"/>
+          <w:bCs w:val="1"/>
+          <w:sz w:val="24"/>
+          <w:szCs w:val="24"/>
+        </w:rPr>
+      </w:pPr>
+      <w:r>
+        <w:rPr>
+          <w:rFonts w:ascii="Times New Roman" w:cs="Times New Roman" w:eastAsia="Times New Roman" w:hAnsi="Times New Roman"/>
+          <w:b w:val="1"/>
+          <w:bCs w:val="1"/>
+          <w:sz w:val="32"/>
+          <w:szCs w:val="32"/>
+          <w:rtl w:val="0"/>
+        </w:rPr>
+        <w:t xml:space="preserve">Question - 17:</w:t>
+      </w:r>
+      <w:r>
+        <w:rPr>
+          <w:rFonts w:ascii="Times New Roman" w:cs="Times New Roman" w:eastAsia="Times New Roman" w:hAnsi="Times New Roman"/>
+          <w:sz w:val="24"/>
+          <w:szCs w:val="24"/>
+          <w:rtl w:val="0"/>
+        </w:rPr>
+        <w:t xml:space="preserve">  </w:t>
+      </w:r>
+      <w:r>
+        <w:rPr>
+          <w:rtl w:val="0"/>
+        </w:rPr>
+      </w:r>
+    </w:p>
+    <w:p>
+      <w:pPr>
+        <w:spacing w:before="200" w:line="144" w:lineRule="auto"/>
+        <w:ind w:left="-270"/>
+        <w:rPr>
+          <w:rFonts w:ascii="Times New Roman" w:cs="Times New Roman" w:eastAsia="Times New Roman" w:hAnsi="Times New Roman"/>
+          <w:sz w:val="24"/>
+          <w:szCs w:val="24"/>
+        </w:rPr>
+      </w:pPr>
+      <w:r>
+        <w:rPr>
+          <w:rFonts w:ascii="Times New Roman" w:cs="Times New Roman" w:eastAsia="Times New Roman" w:hAnsi="Times New Roman"/>
+          <w:sz w:val="24"/>
+          <w:szCs w:val="24"/>
+          <w:rtl w:val="0"/>
+        </w:rPr>
+        <w:t xml:space="preserve">Construct the equivalent RISC-V code of the following C code:</w:t>
+      </w:r>
+    </w:p>
+    <w:p>
+      <w:pPr>
+        <w:spacing w:before="200" w:line="144" w:lineRule="auto"/>
+        <w:ind w:left="-270"/>
+        <w:rPr>
+          <w:rFonts w:ascii="Times New Roman" w:cs="Times New Roman" w:eastAsia="Times New Roman" w:hAnsi="Times New Roman"/>
+          <w:sz w:val="24"/>
+          <w:szCs w:val="24"/>
+        </w:rPr>
+      </w:pPr>
+      <w:r>
+        <w:rPr>
+          <w:rFonts w:ascii="Times New Roman" w:cs="Times New Roman" w:eastAsia="Times New Roman" w:hAnsi="Times New Roman"/>
+          <w:sz w:val="24"/>
+          <w:szCs w:val="24"/>
+          <w:rtl w:val="0"/>
+        </w:rPr>
+        <w:t xml:space="preserve">   int max (int a, int b){</w:t>
+      </w:r>
+    </w:p>
+    <w:p>
+      <w:pPr>
+        <w:spacing w:before="200" w:line="144" w:lineRule="auto"/>
+        <w:ind w:left="-270"/>
+        <w:rPr>
+          <w:rFonts w:ascii="Times New Roman" w:cs="Times New Roman" w:eastAsia="Times New Roman" w:hAnsi="Times New Roman"/>
+          <w:sz w:val="24"/>
+          <w:szCs w:val="24"/>
+        </w:rPr>
+      </w:pPr>
+      <w:r>
+        <w:rPr>
+          <w:rFonts w:ascii="Times New Roman" w:cs="Times New Roman" w:eastAsia="Times New Roman" w:hAnsi="Times New Roman"/>
+          <w:sz w:val="24"/>
+          <w:szCs w:val="24"/>
+          <w:rtl w:val="0"/>
+        </w:rPr>
+        <w:tab/>
+        <w:t xml:space="preserve">if(a&gt;b) return a;</w:t>
+      </w:r>
+    </w:p>
+    <w:p>
+      <w:pPr>
+        <w:spacing w:before="200" w:line="144" w:lineRule="auto"/>
+        <w:ind w:left="-270"/>
+        <w:rPr>
+          <w:rFonts w:ascii="Times New Roman" w:cs="Times New Roman" w:eastAsia="Times New Roman" w:hAnsi="Times New Roman"/>
+          <w:sz w:val="24"/>
+          <w:szCs w:val="24"/>
+        </w:rPr>
+      </w:pPr>
+      <w:r>
+        <w:rPr>
+          <w:rFonts w:ascii="Times New Roman" w:cs="Times New Roman" w:eastAsia="Times New Roman" w:hAnsi="Times New Roman"/>
+          <w:sz w:val="24"/>
+          <w:szCs w:val="24"/>
+          <w:rtl w:val="0"/>
+        </w:rPr>
+        <w:tab/>
+        <w:t xml:space="preserve">else return b;</w:t>
+      </w:r>
+    </w:p>
+    <w:p>
+      <w:pPr>
+        <w:spacing w:before="200" w:line="144" w:lineRule="auto"/>
+        <w:ind w:left="450" w:firstLine="0"/>
+        <w:rPr>
+          <w:rFonts w:ascii="Times New Roman" w:cs="Times New Roman" w:eastAsia="Times New Roman" w:hAnsi="Times New Roman"/>
+          <w:sz w:val="24"/>
+          <w:szCs w:val="24"/>
+        </w:rPr>
+      </w:pPr>
+      <w:r>
+        <w:rPr>
+          <w:rFonts w:ascii="Times New Roman" w:cs="Times New Roman" w:eastAsia="Times New Roman" w:hAnsi="Times New Roman"/>
+          <w:sz w:val="24"/>
+          <w:szCs w:val="24"/>
+          <w:rtl w:val="0"/>
+        </w:rPr>
+        <w:t xml:space="preserve">}</w:t>
+      </w:r>
+    </w:p>
+    <w:p>
+      <w:pPr>
+        <w:spacing w:before="200" w:line="144" w:lineRule="auto"/>
+        <w:ind w:left="450" w:firstLine="0"/>
+        <w:rPr>
+          <w:rFonts w:ascii="Times New Roman" w:cs="Times New Roman" w:eastAsia="Times New Roman" w:hAnsi="Times New Roman"/>
+          <w:sz w:val="24"/>
+          <w:szCs w:val="24"/>
+        </w:rPr>
+      </w:pPr>
+      <w:r>
+        <w:rPr>
+          <w:rtl w:val="0"/>
+        </w:rPr>
+      </w:r>
+    </w:p>
+    <w:p>
+      <w:pPr>
+        <w:spacing w:before="200" w:line="144" w:lineRule="auto"/>
+        <w:ind w:left="450" w:firstLine="0"/>
+        <w:rPr>
+          <w:rFonts w:ascii="Times New Roman" w:cs="Times New Roman" w:eastAsia="Times New Roman" w:hAnsi="Times New Roman"/>
+          <w:sz w:val="24"/>
+          <w:szCs w:val="24"/>
+        </w:rPr>
+      </w:pPr>
+      <w:r>
+        <w:rPr>
+          <w:rFonts w:ascii="Times New Roman" w:cs="Times New Roman" w:eastAsia="Times New Roman" w:hAnsi="Times New Roman"/>
+          <w:sz w:val="24"/>
+          <w:szCs w:val="24"/>
+          <w:rtl w:val="0"/>
+        </w:rPr>
+        <w:t xml:space="preserve">int main(){</w:t>
+      </w:r>
+    </w:p>
+    <w:p>
+      <w:pPr>
+        <w:spacing w:before="200" w:line="144" w:lineRule="auto"/>
+        <w:ind w:left="450" w:firstLine="0"/>
+        <w:rPr>
+          <w:rFonts w:ascii="Times New Roman" w:cs="Times New Roman" w:eastAsia="Times New Roman" w:hAnsi="Times New Roman"/>
+          <w:sz w:val="24"/>
+          <w:szCs w:val="24"/>
+        </w:rPr>
+      </w:pPr>
+      <w:r>
+        <w:rPr>
+          <w:rFonts w:ascii="Times New Roman" w:cs="Times New Roman" w:eastAsia="Times New Roman" w:hAnsi="Times New Roman"/>
+          <w:sz w:val="24"/>
+          <w:szCs w:val="24"/>
+          <w:rtl w:val="0"/>
+        </w:rPr>
+        <w:tab/>
+        <w:t xml:space="preserve">int x = max(1000, 6000);</w:t>
+      </w:r>
+    </w:p>
+    <w:p>
+      <w:pPr>
+        <w:spacing w:before="200" w:line="144" w:lineRule="auto"/>
+        <w:ind w:left="450" w:firstLine="0"/>
+        <w:rPr>
+          <w:rFonts w:ascii="Times New Roman" w:cs="Times New Roman" w:eastAsia="Times New Roman" w:hAnsi="Times New Roman"/>
+          <w:sz w:val="24"/>
+          <w:szCs w:val="24"/>
+        </w:rPr>
+      </w:pPr>
+      <w:r>
+        <w:rPr>
+          <w:rFonts w:ascii="Times New Roman" w:cs="Times New Roman" w:eastAsia="Times New Roman" w:hAnsi="Times New Roman"/>
+          <w:sz w:val="24"/>
+          <w:szCs w:val="24"/>
+          <w:rtl w:val="0"/>
+        </w:rPr>
+        <w:t xml:space="preserve">}</w:t>
+      </w:r>
+    </w:p>
+    <w:p>
+      <w:pPr>
+        <w:spacing w:before="200" w:line="144" w:lineRule="auto"/>
+        <w:ind w:left="450" w:firstLine="0"/>
+        <w:rPr>
+          <w:rFonts w:ascii="Times New Roman" w:cs="Times New Roman" w:eastAsia="Times New Roman" w:hAnsi="Times New Roman"/>
+          <w:sz w:val="24"/>
+          <w:szCs w:val="24"/>
+        </w:rPr>
+      </w:pPr>
+      <w:r>
+        <w:rPr>
+          <w:rtl w:val="0"/>
+        </w:rPr>
+      </w:r>
+    </w:p>
+    <w:p>
+      <w:pPr>
+        <w:spacing w:before="200" w:line="144" w:lineRule="auto"/>
+        <w:ind w:left="450" w:firstLine="0"/>
+        <w:rPr>
+          <w:rFonts w:ascii="Times New Roman" w:cs="Times New Roman" w:eastAsia="Times New Roman" w:hAnsi="Times New Roman"/>
+          <w:sz w:val="24"/>
+          <w:szCs w:val="24"/>
+        </w:rPr>
+      </w:pPr>
+      <w:r>
+        <w:rPr>
+          <w:rFonts w:ascii="Times New Roman" w:cs="Times New Roman" w:eastAsia="Times New Roman" w:hAnsi="Times New Roman"/>
+          <w:sz w:val="24"/>
+          <w:szCs w:val="24"/>
+          <w:rtl w:val="0"/>
+        </w:rPr>
+        <w:t xml:space="preserve">Assume x is in x21.</w:t>
+      </w:r>
+    </w:p>
+    <w:p>
+      <w:pPr>
+        <w:spacing w:before="200" w:line="144" w:lineRule="auto"/>
+        <w:ind w:left="450" w:firstLine="0"/>
+        <w:rPr>
+          <w:rFonts w:ascii="Times New Roman" w:cs="Times New Roman" w:eastAsia="Times New Roman" w:hAnsi="Times New Roman"/>
+          <w:sz w:val="24"/>
+          <w:szCs w:val="24"/>
+        </w:rPr>
+      </w:pPr>
+      <w:r>
+        <w:rPr>
+          <w:rtl w:val="0"/>
+        </w:rPr>
+      </w:r>
+    </w:p>
+    <w:p>
+      <w:pPr>
+        <w:rPr>
+          <w:rFonts w:ascii="Times New Roman" w:cs="Times New Roman" w:eastAsia="Times New Roman" w:hAnsi="Times New Roman"/>
+          <w:b w:val="1"/>
+          <w:bCs w:val="1"/>
+          <w:sz w:val="24"/>
+          <w:szCs w:val="24"/>
+        </w:rPr>
+      </w:pPr>
+      <w:r>
+        <w:rPr>
+          <w:rFonts w:ascii="Times New Roman" w:cs="Times New Roman" w:eastAsia="Times New Roman" w:hAnsi="Times New Roman"/>
+          <w:b w:val="1"/>
+          <w:bCs w:val="1"/>
+          <w:sz w:val="32"/>
+          <w:szCs w:val="32"/>
+          <w:rtl w:val="0"/>
+        </w:rPr>
+        <w:t xml:space="preserve">Question - 18:</w:t>
+      </w:r>
+      <w:r>
+        <w:rPr>
+          <w:rFonts w:ascii="Times New Roman" w:cs="Times New Roman" w:eastAsia="Times New Roman" w:hAnsi="Times New Roman"/>
+          <w:sz w:val="24"/>
+          <w:szCs w:val="24"/>
+          <w:rtl w:val="0"/>
+        </w:rPr>
+        <w:t xml:space="preserve">  </w:t>
+      </w:r>
+      <w:r>
+        <w:rPr>
+          <w:rtl w:val="0"/>
+        </w:rPr>
+      </w:r>
+    </w:p>
+    <w:p>
+      <w:pPr>
+        <w:spacing w:after="240" w:before="240" w:line="240" w:lineRule="auto"/>
+        <w:rPr>
+          <w:rFonts w:ascii="Times New Roman" w:cs="Times New Roman" w:eastAsia="Times New Roman" w:hAnsi="Times New Roman"/>
+          <w:sz w:val="24"/>
+          <w:szCs w:val="24"/>
+        </w:rPr>
+      </w:pPr>
+      <w:r>
+        <w:rPr>
+          <w:rFonts w:ascii="Times New Roman" w:cs="Times New Roman" w:eastAsia="Times New Roman" w:hAnsi="Times New Roman"/>
+          <w:sz w:val="24"/>
+          <w:szCs w:val="24"/>
+          <w:rtl w:val="0"/>
+        </w:rPr>
+        <w:t xml:space="preserve">Construct the equivalent </w:t>
+      </w:r>
+      <w:r>
+        <w:rPr>
+          <w:rFonts w:ascii="Times New Roman" w:cs="Times New Roman" w:eastAsia="Times New Roman" w:hAnsi="Times New Roman"/>
+          <w:b w:val="1"/>
+          <w:bCs w:val="1"/>
+          <w:sz w:val="24"/>
+          <w:szCs w:val="24"/>
+          <w:rtl w:val="0"/>
+        </w:rPr>
+        <w:t xml:space="preserve">RISC-V assembly</w:t>
+      </w:r>
+      <w:r>
+        <w:rPr>
+          <w:rFonts w:ascii="Times New Roman" w:cs="Times New Roman" w:eastAsia="Times New Roman" w:hAnsi="Times New Roman"/>
+          <w:sz w:val="24"/>
+          <w:szCs w:val="24"/>
+          <w:rtl w:val="0"/>
+        </w:rPr>
+        <w:t xml:space="preserve"> for the following C statement:</w:t>
+      </w:r>
+    </w:p>
+    <w:p>
+      <w:pPr>
+        <w:spacing w:line="240" w:lineRule="auto"/>
+        <w:rPr>
+          <w:rFonts w:ascii="Times New Roman" w:cs="Times New Roman" w:eastAsia="Times New Roman" w:hAnsi="Times New Roman"/>
+          <w:sz w:val="24"/>
+          <w:szCs w:val="24"/>
+        </w:rPr>
+      </w:pPr>
+      <w:r>
+        <w:rPr>
+          <w:rFonts w:ascii="Times New Roman" w:cs="Times New Roman" w:eastAsia="Times New Roman" w:hAnsi="Times New Roman"/>
+          <w:sz w:val="24"/>
+          <w:szCs w:val="24"/>
+          <w:rtl w:val="0"/>
+        </w:rPr>
+        <w:t xml:space="preserve">A[5] = A[i] * 12 + B[i];</w:t>
+      </w:r>
+    </w:p>
+    <w:p>
+      <w:pPr>
+        <w:spacing w:line="240" w:lineRule="auto"/>
+        <w:rPr>
+          <w:rFonts w:ascii="Times New Roman" w:cs="Times New Roman" w:eastAsia="Times New Roman" w:hAnsi="Times New Roman"/>
+          <w:sz w:val="24"/>
+          <w:szCs w:val="24"/>
+        </w:rPr>
+      </w:pPr>
+      <w:r>
+        <w:rPr>
+          <w:rtl w:val="0"/>
+        </w:rPr>
+      </w:r>
+    </w:p>
+    <w:p>
+      <w:pPr>
+        <w:spacing w:after="240" w:before="240" w:line="240" w:lineRule="auto"/>
+        <w:rPr>
+          <w:rFonts w:ascii="Times New Roman" w:cs="Times New Roman" w:eastAsia="Times New Roman" w:hAnsi="Times New Roman"/>
+          <w:sz w:val="24"/>
+          <w:szCs w:val="24"/>
+        </w:rPr>
+      </w:pPr>
+      <w:r>
+        <w:rPr>
+          <w:rFonts w:ascii="Times New Roman" w:cs="Times New Roman" w:eastAsia="Times New Roman" w:hAnsi="Times New Roman"/>
+          <w:sz w:val="24"/>
+          <w:szCs w:val="24"/>
+          <w:rtl w:val="0"/>
+        </w:rPr>
+        <w:t xml:space="preserve">Assume, Base addresses of </w:t>
+      </w:r>
+      <w:r>
+        <w:rPr>
+          <w:rFonts w:ascii="Times New Roman" w:cs="Times New Roman" w:eastAsia="Times New Roman" w:hAnsi="Times New Roman"/>
+          <w:b w:val="1"/>
+          <w:bCs w:val="1"/>
+          <w:sz w:val="24"/>
+          <w:szCs w:val="24"/>
+          <w:rtl w:val="0"/>
+        </w:rPr>
+        <w:t xml:space="preserve">A and B are in x20 and x21 respectively. The value of ‘i’ is in x22 and data size is 4 bytes.</w:t>
+      </w:r>
+      <w:r>
+        <w:rPr>
+          <w:rtl w:val="0"/>
+        </w:rPr>
+      </w:r>
+    </w:p>
+    <w:p>
+      <w:pPr>
+        <w:rPr>
+          <w:rFonts w:ascii="Times New Roman" w:cs="Times New Roman" w:eastAsia="Times New Roman" w:hAnsi="Times New Roman"/>
+          <w:b w:val="1"/>
+          <w:bCs w:val="1"/>
+          <w:sz w:val="24"/>
+          <w:szCs w:val="24"/>
+        </w:rPr>
+      </w:pPr>
+      <w:r>
+        <w:rPr>
+          <w:rFonts w:ascii="Times New Roman" w:cs="Times New Roman" w:eastAsia="Times New Roman" w:hAnsi="Times New Roman"/>
+          <w:b w:val="1"/>
+          <w:bCs w:val="1"/>
+          <w:sz w:val="32"/>
+          <w:szCs w:val="32"/>
+          <w:rtl w:val="0"/>
+        </w:rPr>
+        <w:t xml:space="preserve">Question - 19:</w:t>
+      </w:r>
+      <w:r>
+        <w:rPr>
+          <w:rFonts w:ascii="Times New Roman" w:cs="Times New Roman" w:eastAsia="Times New Roman" w:hAnsi="Times New Roman"/>
+          <w:sz w:val="24"/>
+          <w:szCs w:val="24"/>
+          <w:rtl w:val="0"/>
+        </w:rPr>
+        <w:t xml:space="preserve">  </w:t>
+      </w:r>
+      <w:r>
+        <w:rPr>
+          <w:rtl w:val="0"/>
+        </w:rPr>
+      </w:r>
+    </w:p>
+    <w:p>
+      <w:pPr>
+        <w:spacing w:after="240" w:before="240" w:line="240" w:lineRule="auto"/>
+        <w:rPr>
+          <w:rFonts w:ascii="Times New Roman" w:cs="Times New Roman" w:eastAsia="Times New Roman" w:hAnsi="Times New Roman"/>
+          <w:b w:val="1"/>
+          <w:bCs w:val="1"/>
+          <w:sz w:val="24"/>
+          <w:szCs w:val="24"/>
+        </w:rPr>
+      </w:pPr>
+      <w:r>
+        <w:rPr>
+          <w:rFonts w:ascii="Times New Roman" w:cs="Times New Roman" w:eastAsia="Times New Roman" w:hAnsi="Times New Roman"/>
+          <w:b w:val="1"/>
+          <w:bCs w:val="1"/>
+          <w:sz w:val="24"/>
+          <w:szCs w:val="24"/>
+          <w:rtl w:val="0"/>
+        </w:rPr>
+        <w:t xml:space="preserve">Assume the value:</w:t>
+      </w:r>
+    </w:p>
+    <w:p>
+      <w:pPr>
+        <w:spacing w:after="240" w:before="240" w:line="240" w:lineRule="auto"/>
+        <w:rPr>
+          <w:rFonts w:ascii="Times New Roman" w:cs="Times New Roman" w:eastAsia="Times New Roman" w:hAnsi="Times New Roman"/>
+          <w:b w:val="1"/>
+          <w:bCs w:val="1"/>
+          <w:sz w:val="24"/>
+          <w:szCs w:val="24"/>
+        </w:rPr>
+      </w:pPr>
+      <w:r>
+        <w:rPr>
+          <w:rFonts w:ascii="Times New Roman" w:cs="Times New Roman" w:eastAsia="Times New Roman" w:hAnsi="Times New Roman"/>
+          <w:b w:val="1"/>
+          <w:bCs w:val="1"/>
+          <w:sz w:val="24"/>
+          <w:szCs w:val="24"/>
+          <w:rtl w:val="0"/>
+        </w:rPr>
+        <w:tab/>
+        <w:t xml:space="preserve">0xCAFEBABE12345678</w:t>
+      </w:r>
+    </w:p>
+    <w:p>
+      <w:pPr>
+        <w:spacing w:after="240" w:before="240" w:line="240" w:lineRule="auto"/>
+        <w:rPr>
+          <w:rFonts w:ascii="Times New Roman" w:cs="Times New Roman" w:eastAsia="Times New Roman" w:hAnsi="Times New Roman"/>
+          <w:sz w:val="24"/>
+          <w:szCs w:val="24"/>
+        </w:rPr>
+      </w:pPr>
+      <w:r>
+        <w:rPr>
+          <w:rFonts w:ascii="Times New Roman" w:cs="Times New Roman" w:eastAsia="Times New Roman" w:hAnsi="Times New Roman"/>
+          <w:sz w:val="24"/>
+          <w:szCs w:val="24"/>
+          <w:rtl w:val="0"/>
+        </w:rPr>
+        <w:t xml:space="preserve">is stored starting at memory address 0x2000. Show the byte order in memory for both little endian and big endian</w:t>
+      </w:r>
+    </w:p>
+    <w:p>
+      <w:pPr>
+        <w:rPr>
+          <w:rFonts w:ascii="Times New Roman" w:cs="Times New Roman" w:eastAsia="Times New Roman" w:hAnsi="Times New Roman"/>
+          <w:b w:val="1"/>
+          <w:bCs w:val="1"/>
+          <w:sz w:val="32"/>
+          <w:szCs w:val="32"/>
+        </w:rPr>
+      </w:pPr>
+      <w:r>
+        <w:rPr>
+          <w:rtl w:val="0"/>
+        </w:rPr>
+      </w:r>
+    </w:p>
+    <w:p>
+      <w:pPr>
+        <w:rPr>
+          <w:rFonts w:ascii="Times New Roman" w:cs="Times New Roman" w:eastAsia="Times New Roman" w:hAnsi="Times New Roman"/>
+          <w:b w:val="1"/>
+          <w:bCs w:val="1"/>
+          <w:sz w:val="24"/>
+          <w:szCs w:val="24"/>
+        </w:rPr>
+      </w:pPr>
+      <w:r>
+        <w:rPr>
+          <w:rFonts w:ascii="Times New Roman" w:cs="Times New Roman" w:eastAsia="Times New Roman" w:hAnsi="Times New Roman"/>
+          <w:b w:val="1"/>
+          <w:bCs w:val="1"/>
+          <w:sz w:val="32"/>
+          <w:szCs w:val="32"/>
+          <w:rtl w:val="0"/>
+        </w:rPr>
+        <w:t xml:space="preserve">Question - 20:</w:t>
+      </w:r>
+      <w:r>
+        <w:rPr>
+          <w:rFonts w:ascii="Times New Roman" w:cs="Times New Roman" w:eastAsia="Times New Roman" w:hAnsi="Times New Roman"/>
+          <w:sz w:val="24"/>
+          <w:szCs w:val="24"/>
+          <w:rtl w:val="0"/>
+        </w:rPr>
+        <w:t xml:space="preserve">  </w:t>
+      </w:r>
+      <w:r>
+        <w:rPr>
+          <w:rtl w:val="0"/>
+        </w:rPr>
+      </w:r>
+    </w:p>
+    <w:p>
+      <w:pPr>
+        <w:spacing w:after="240" w:before="240" w:line="276" w:lineRule="auto"/>
+        <w:rPr>
+          <w:rFonts w:ascii="Times New Roman" w:cs="Times New Roman" w:eastAsia="Times New Roman" w:hAnsi="Times New Roman"/>
+          <w:b w:val="1"/>
+          <w:bCs w:val="1"/>
+          <w:sz w:val="24"/>
+          <w:szCs w:val="24"/>
+        </w:rPr>
+      </w:pPr>
+      <w:r>
+        <w:rPr>
+          <w:rFonts w:ascii="Times New Roman" w:cs="Times New Roman" w:eastAsia="Times New Roman" w:hAnsi="Times New Roman"/>
+          <w:sz w:val="24"/>
+          <w:szCs w:val="24"/>
+          <w:rtl w:val="0"/>
+        </w:rPr>
+        <w:t xml:space="preserve">Given the following RISC-V instructions, write their </w:t>
+      </w:r>
+      <w:r>
+        <w:rPr>
+          <w:rFonts w:ascii="Times New Roman" w:cs="Times New Roman" w:eastAsia="Times New Roman" w:hAnsi="Times New Roman"/>
+          <w:b w:val="1"/>
+          <w:bCs w:val="1"/>
+          <w:sz w:val="24"/>
+          <w:szCs w:val="24"/>
+          <w:rtl w:val="0"/>
+        </w:rPr>
+        <w:t xml:space="preserve">32-bit machine code</w:t>
+      </w:r>
+      <w:r>
+        <w:rPr>
+          <w:rFonts w:ascii="Times New Roman" w:cs="Times New Roman" w:eastAsia="Times New Roman" w:hAnsi="Times New Roman"/>
+          <w:sz w:val="24"/>
+          <w:szCs w:val="24"/>
+          <w:rtl w:val="0"/>
+        </w:rPr>
+        <w:t xml:space="preserve"> in binary. Put </w:t>
+      </w:r>
+      <w:r>
+        <w:rPr>
+          <w:rFonts w:ascii="Times New Roman" w:cs="Times New Roman" w:eastAsia="Times New Roman" w:hAnsi="Times New Roman"/>
+          <w:b w:val="1"/>
+          <w:bCs w:val="1"/>
+          <w:sz w:val="24"/>
+          <w:szCs w:val="24"/>
+          <w:rtl w:val="0"/>
+        </w:rPr>
+        <w:t xml:space="preserve">Don’t care(X) where necessary(As opcode, funct3 or funct7 value is not given).</w:t>
+      </w:r>
+    </w:p>
+    <w:p>
+      <w:pPr>
+        <w:spacing w:after="240" w:before="240" w:line="276" w:lineRule="auto"/>
+        <w:rPr>
+          <w:rFonts w:ascii="Times New Roman" w:cs="Times New Roman" w:eastAsia="Times New Roman" w:hAnsi="Times New Roman"/>
+          <w:sz w:val="24"/>
+          <w:szCs w:val="24"/>
+        </w:rPr>
+      </w:pPr>
+      <w:r>
+        <w:rPr>
+          <w:rFonts w:ascii="Times New Roman" w:cs="Times New Roman" w:eastAsia="Times New Roman" w:hAnsi="Times New Roman"/>
+          <w:sz w:val="24"/>
+          <w:szCs w:val="24"/>
+          <w:rtl w:val="0"/>
+        </w:rPr>
+        <w:t xml:space="preserve">BEQ x6, x0, target1  (Assume target1 is 32 bytes ahead of the current PC.)</w:t>
+      </w:r>
+    </w:p>
+    <w:p>
+      <w:pPr>
+        <w:spacing w:after="240" w:before="240" w:line="276" w:lineRule="auto"/>
+        <w:rPr>
+          <w:rFonts w:ascii="Times New Roman" w:cs="Times New Roman" w:eastAsia="Times New Roman" w:hAnsi="Times New Roman"/>
+          <w:sz w:val="24"/>
+          <w:szCs w:val="24"/>
+        </w:rPr>
+      </w:pPr>
+      <w:r>
+        <w:rPr>
+          <w:rFonts w:ascii="Times New Roman" w:cs="Times New Roman" w:eastAsia="Times New Roman" w:hAnsi="Times New Roman"/>
+          <w:sz w:val="24"/>
+          <w:szCs w:val="24"/>
+          <w:rtl w:val="0"/>
+        </w:rPr>
+        <w:t xml:space="preserve">BNE x10, x11, target2  (Assume target2 is 64 bytes before the current PC.)</w:t>
+      </w:r>
+    </w:p>
+    <w:p>
+      <w:pPr>
+        <w:rPr>
+          <w:rFonts w:ascii="Times New Roman" w:cs="Times New Roman" w:eastAsia="Times New Roman" w:hAnsi="Times New Roman"/>
+          <w:b w:val="1"/>
+          <w:bCs w:val="1"/>
+          <w:sz w:val="24"/>
+          <w:szCs w:val="24"/>
+        </w:rPr>
+      </w:pPr>
+      <w:r>
+        <w:rPr>
+          <w:rFonts w:ascii="Times New Roman" w:cs="Times New Roman" w:eastAsia="Times New Roman" w:hAnsi="Times New Roman"/>
+          <w:b w:val="1"/>
+          <w:bCs w:val="1"/>
+          <w:sz w:val="32"/>
+          <w:szCs w:val="32"/>
+          <w:rtl w:val="0"/>
+        </w:rPr>
+        <w:t xml:space="preserve">Question - 21:</w:t>
+      </w:r>
+      <w:r>
+        <w:rPr>
+          <w:rFonts w:ascii="Times New Roman" w:cs="Times New Roman" w:eastAsia="Times New Roman" w:hAnsi="Times New Roman"/>
+          <w:sz w:val="24"/>
+          <w:szCs w:val="24"/>
+          <w:rtl w:val="0"/>
+        </w:rPr>
+        <w:t xml:space="preserve">  </w:t>
+      </w:r>
+      <w:r>
+        <w:rPr>
+          <w:rtl w:val="0"/>
+        </w:rPr>
+      </w:r>
+    </w:p>
+    <w:p>
+      <w:pPr>
+        <w:spacing w:after="240" w:before="240" w:line="276" w:lineRule="auto"/>
+        <w:rPr>
+          <w:rFonts w:ascii="Times New Roman" w:cs="Times New Roman" w:eastAsia="Times New Roman" w:hAnsi="Times New Roman"/>
+          <w:sz w:val="24"/>
+          <w:szCs w:val="24"/>
+        </w:rPr>
+      </w:pPr>
+      <w:r>
+        <w:rPr>
+          <w:rFonts w:ascii="Times New Roman" w:cs="Times New Roman" w:eastAsia="Times New Roman" w:hAnsi="Times New Roman"/>
+          <w:sz w:val="24"/>
+          <w:szCs w:val="24"/>
+          <w:rtl w:val="0"/>
+        </w:rPr>
+        <w:t xml:space="preserve">Translate the following </w:t>
+      </w:r>
+      <w:r>
+        <w:rPr>
+          <w:rFonts w:ascii="Times New Roman" w:cs="Times New Roman" w:eastAsia="Times New Roman" w:hAnsi="Times New Roman"/>
+          <w:b w:val="1"/>
+          <w:bCs w:val="1"/>
+          <w:sz w:val="24"/>
+          <w:szCs w:val="24"/>
+          <w:rtl w:val="0"/>
+        </w:rPr>
+        <w:t xml:space="preserve">C code</w:t>
+      </w:r>
+      <w:r>
+        <w:rPr>
+          <w:rFonts w:ascii="Times New Roman" w:cs="Times New Roman" w:eastAsia="Times New Roman" w:hAnsi="Times New Roman"/>
+          <w:sz w:val="24"/>
+          <w:szCs w:val="24"/>
+          <w:rtl w:val="0"/>
+        </w:rPr>
+        <w:t xml:space="preserve"> into </w:t>
+      </w:r>
+      <w:r>
+        <w:rPr>
+          <w:rFonts w:ascii="Times New Roman" w:cs="Times New Roman" w:eastAsia="Times New Roman" w:hAnsi="Times New Roman"/>
+          <w:b w:val="1"/>
+          <w:bCs w:val="1"/>
+          <w:sz w:val="24"/>
+          <w:szCs w:val="24"/>
+          <w:rtl w:val="0"/>
+        </w:rPr>
+        <w:t xml:space="preserve">RISC-V assembly</w:t>
+      </w:r>
+      <w:r>
+        <w:rPr>
+          <w:rFonts w:ascii="Times New Roman" w:cs="Times New Roman" w:eastAsia="Times New Roman" w:hAnsi="Times New Roman"/>
+          <w:sz w:val="24"/>
+          <w:szCs w:val="24"/>
+          <w:rtl w:val="0"/>
+        </w:rPr>
+        <w:t xml:space="preserve">. You must use the </w:t>
+      </w:r>
+      <w:r>
+        <w:rPr>
+          <w:rFonts w:ascii="Times New Roman" w:cs="Times New Roman" w:eastAsia="Times New Roman" w:hAnsi="Times New Roman"/>
+          <w:b w:val="1"/>
+          <w:bCs w:val="1"/>
+          <w:sz w:val="24"/>
+          <w:szCs w:val="24"/>
+          <w:rtl w:val="0"/>
+        </w:rPr>
+        <w:t xml:space="preserve">LUI instruction</w:t>
+      </w:r>
+      <w:r>
+        <w:rPr>
+          <w:rFonts w:ascii="Times New Roman" w:cs="Times New Roman" w:eastAsia="Times New Roman" w:hAnsi="Times New Roman"/>
+          <w:sz w:val="24"/>
+          <w:szCs w:val="24"/>
+          <w:rtl w:val="0"/>
+        </w:rPr>
+        <w:t xml:space="preserve">.</w:t>
+      </w:r>
+    </w:p>
+    <w:p>
+      <w:pPr>
+        <w:spacing w:after="240" w:before="240" w:line="276" w:lineRule="auto"/>
+        <w:rPr>
+          <w:rFonts w:ascii="Times New Roman" w:cs="Times New Roman" w:eastAsia="Times New Roman" w:hAnsi="Times New Roman"/>
+          <w:sz w:val="24"/>
+          <w:szCs w:val="24"/>
+        </w:rPr>
+      </w:pPr>
+      <w:r>
+        <w:rPr>
+          <w:rFonts w:ascii="Times New Roman" w:cs="Times New Roman" w:eastAsia="Times New Roman" w:hAnsi="Times New Roman"/>
+          <w:sz w:val="24"/>
+          <w:szCs w:val="24"/>
+          <w:rtl w:val="0"/>
+        </w:rPr>
+        <w:t xml:space="preserve">int x = 0x12345083;</w:t>
+      </w:r>
+    </w:p>
+    <w:p>
+      <w:pPr>
+        <w:spacing w:after="240" w:before="240" w:line="276" w:lineRule="auto"/>
+        <w:rPr>
+          <w:rFonts w:ascii="Times New Roman" w:cs="Times New Roman" w:eastAsia="Times New Roman" w:hAnsi="Times New Roman"/>
+          <w:sz w:val="24"/>
+          <w:szCs w:val="24"/>
+        </w:rPr>
+      </w:pPr>
+      <w:r>
+        <w:rPr>
+          <w:rFonts w:ascii="Times New Roman" w:cs="Times New Roman" w:eastAsia="Times New Roman" w:hAnsi="Times New Roman"/>
+          <w:sz w:val="24"/>
+          <w:szCs w:val="24"/>
+          <w:rtl w:val="0"/>
+        </w:rPr>
+        <w:t xml:space="preserve">int y = 25;</w:t>
+      </w:r>
+    </w:p>
+    <w:p>
+      <w:pPr>
+        <w:spacing w:after="240" w:before="240" w:line="276" w:lineRule="auto"/>
+        <w:rPr>
+          <w:rFonts w:ascii="Times New Roman" w:cs="Times New Roman" w:eastAsia="Times New Roman" w:hAnsi="Times New Roman"/>
+          <w:sz w:val="24"/>
+          <w:szCs w:val="24"/>
+        </w:rPr>
+      </w:pPr>
+      <w:r>
+        <w:rPr>
+          <w:rFonts w:ascii="Times New Roman" w:cs="Times New Roman" w:eastAsia="Times New Roman" w:hAnsi="Times New Roman"/>
+          <w:sz w:val="24"/>
+          <w:szCs w:val="24"/>
+          <w:rtl w:val="0"/>
+        </w:rPr>
+        <w:t xml:space="preserve">int z;</w:t>
+      </w:r>
+    </w:p>
+    <w:p>
+      <w:pPr>
+        <w:spacing w:after="240" w:before="240" w:line="276" w:lineRule="auto"/>
+        <w:rPr>
+          <w:rFonts w:ascii="Times New Roman" w:cs="Times New Roman" w:eastAsia="Times New Roman" w:hAnsi="Times New Roman"/>
+          <w:sz w:val="24"/>
+          <w:szCs w:val="24"/>
+        </w:rPr>
+      </w:pPr>
+      <w:r>
+        <w:rPr>
+          <w:rFonts w:ascii="Times New Roman" w:cs="Times New Roman" w:eastAsia="Times New Roman" w:hAnsi="Times New Roman"/>
+          <w:sz w:val="24"/>
+          <w:szCs w:val="24"/>
+          <w:rtl w:val="0"/>
+        </w:rPr>
+        <w:t xml:space="preserve">z = x + y;</w:t>
+      </w:r>
+    </w:p>
+    <w:p>
+      <w:pPr>
+        <w:rPr>
+          <w:rFonts w:ascii="Times New Roman" w:cs="Times New Roman" w:eastAsia="Times New Roman" w:hAnsi="Times New Roman"/>
+          <w:b w:val="1"/>
+          <w:bCs w:val="1"/>
+          <w:sz w:val="24"/>
+          <w:szCs w:val="24"/>
+        </w:rPr>
+      </w:pPr>
+      <w:r>
+        <w:rPr>
+          <w:rFonts w:ascii="Times New Roman" w:cs="Times New Roman" w:eastAsia="Times New Roman" w:hAnsi="Times New Roman"/>
+          <w:b w:val="1"/>
+          <w:bCs w:val="1"/>
+          <w:sz w:val="32"/>
+          <w:szCs w:val="32"/>
+          <w:rtl w:val="0"/>
+        </w:rPr>
+        <w:t xml:space="preserve">Question - 22:</w:t>
+      </w:r>
+      <w:r>
+        <w:rPr>
+          <w:rFonts w:ascii="Times New Roman" w:cs="Times New Roman" w:eastAsia="Times New Roman" w:hAnsi="Times New Roman"/>
+          <w:sz w:val="24"/>
+          <w:szCs w:val="24"/>
+          <w:rtl w:val="0"/>
+        </w:rPr>
+        <w:t xml:space="preserve">  </w:t>
+      </w:r>
+      <w:r>
+        <w:rPr>
+          <w:rtl w:val="0"/>
+        </w:rPr>
+      </w:r>
+    </w:p>
+    <w:p>
+      <w:pPr>
+        <w:spacing w:after="240" w:before="240" w:line="276" w:lineRule="auto"/>
+        <w:rPr>
+          <w:rFonts w:ascii="Times New Roman" w:cs="Times New Roman" w:eastAsia="Times New Roman" w:hAnsi="Times New Roman"/>
+          <w:sz w:val="24"/>
+          <w:szCs w:val="24"/>
+        </w:rPr>
+      </w:pPr>
+      <w:r>
+        <w:rPr>
+          <w:rFonts w:ascii="Times New Roman" w:cs="Times New Roman" w:eastAsia="Times New Roman" w:hAnsi="Times New Roman"/>
+          <w:sz w:val="24"/>
+          <w:szCs w:val="24"/>
+          <w:rtl w:val="0"/>
+        </w:rPr>
+        <w:t xml:space="preserve">Translate the following </w:t>
+      </w:r>
+      <w:r>
+        <w:rPr>
+          <w:rFonts w:ascii="Times New Roman" w:cs="Times New Roman" w:eastAsia="Times New Roman" w:hAnsi="Times New Roman"/>
+          <w:b w:val="1"/>
+          <w:bCs w:val="1"/>
+          <w:sz w:val="24"/>
+          <w:szCs w:val="24"/>
+          <w:rtl w:val="0"/>
+        </w:rPr>
+        <w:t xml:space="preserve">C code</w:t>
+      </w:r>
+      <w:r>
+        <w:rPr>
+          <w:rFonts w:ascii="Times New Roman" w:cs="Times New Roman" w:eastAsia="Times New Roman" w:hAnsi="Times New Roman"/>
+          <w:sz w:val="24"/>
+          <w:szCs w:val="24"/>
+          <w:rtl w:val="0"/>
+        </w:rPr>
+        <w:t xml:space="preserve"> into </w:t>
+      </w:r>
+      <w:r>
+        <w:rPr>
+          <w:rFonts w:ascii="Times New Roman" w:cs="Times New Roman" w:eastAsia="Times New Roman" w:hAnsi="Times New Roman"/>
+          <w:b w:val="1"/>
+          <w:bCs w:val="1"/>
+          <w:sz w:val="24"/>
+          <w:szCs w:val="24"/>
+          <w:rtl w:val="0"/>
+        </w:rPr>
+        <w:t xml:space="preserve">RISC-V assembly</w:t>
+      </w:r>
+      <w:r>
+        <w:rPr>
+          <w:rFonts w:ascii="Times New Roman" w:cs="Times New Roman" w:eastAsia="Times New Roman" w:hAnsi="Times New Roman"/>
+          <w:sz w:val="24"/>
+          <w:szCs w:val="24"/>
+          <w:rtl w:val="0"/>
+        </w:rPr>
+        <w:t xml:space="preserve">.</w:t>
+      </w:r>
+    </w:p>
+    <w:p>
+      <w:pPr>
+        <w:spacing w:line="240" w:lineRule="auto"/>
+        <w:rPr>
+          <w:rFonts w:ascii="Times New Roman" w:cs="Times New Roman" w:eastAsia="Times New Roman" w:hAnsi="Times New Roman"/>
+          <w:sz w:val="24"/>
+          <w:szCs w:val="24"/>
+        </w:rPr>
+      </w:pPr>
+      <w:r>
+        <w:rPr>
+          <w:rFonts w:ascii="Times New Roman" w:cs="Times New Roman" w:eastAsia="Times New Roman" w:hAnsi="Times New Roman"/>
+          <w:sz w:val="24"/>
+          <w:szCs w:val="24"/>
+          <w:rtl w:val="0"/>
+        </w:rPr>
+        <w:t xml:space="preserve">int multiply_add(int a, int b) { </w:t>
+      </w:r>
+    </w:p>
+    <w:p>
+      <w:pPr>
+        <w:spacing w:line="240" w:lineRule="auto"/>
+        <w:rPr>
+          <w:rFonts w:ascii="Times New Roman" w:cs="Times New Roman" w:eastAsia="Times New Roman" w:hAnsi="Times New Roman"/>
+          <w:sz w:val="24"/>
+          <w:szCs w:val="24"/>
+        </w:rPr>
+      </w:pPr>
+      <w:r>
+        <w:rPr>
+          <w:rFonts w:ascii="Times New Roman" w:cs="Times New Roman" w:eastAsia="Times New Roman" w:hAnsi="Times New Roman"/>
+          <w:sz w:val="24"/>
+          <w:szCs w:val="24"/>
+          <w:rtl w:val="0"/>
+        </w:rPr>
+        <w:t xml:space="preserve">    int c;           </w:t>
+      </w:r>
+    </w:p>
+    <w:p>
+      <w:pPr>
+        <w:spacing w:line="240" w:lineRule="auto"/>
+        <w:rPr>
+          <w:rFonts w:ascii="Times New Roman" w:cs="Times New Roman" w:eastAsia="Times New Roman" w:hAnsi="Times New Roman"/>
+          <w:sz w:val="24"/>
+          <w:szCs w:val="24"/>
+        </w:rPr>
+      </w:pPr>
+      <w:r>
+        <w:rPr>
+          <w:rFonts w:ascii="Times New Roman" w:cs="Times New Roman" w:eastAsia="Times New Roman" w:hAnsi="Times New Roman"/>
+          <w:sz w:val="24"/>
+          <w:szCs w:val="24"/>
+          <w:rtl w:val="0"/>
+        </w:rPr>
+        <w:t xml:space="preserve">    c = a * 4; </w:t>
+      </w:r>
+    </w:p>
+    <w:p>
+      <w:pPr>
+        <w:spacing w:line="240" w:lineRule="auto"/>
+        <w:rPr>
+          <w:rFonts w:ascii="Times New Roman" w:cs="Times New Roman" w:eastAsia="Times New Roman" w:hAnsi="Times New Roman"/>
+          <w:sz w:val="24"/>
+          <w:szCs w:val="24"/>
+        </w:rPr>
+      </w:pPr>
+      <w:r>
+        <w:rPr>
+          <w:rFonts w:ascii="Times New Roman" w:cs="Times New Roman" w:eastAsia="Times New Roman" w:hAnsi="Times New Roman"/>
+          <w:sz w:val="24"/>
+          <w:szCs w:val="24"/>
+          <w:rtl w:val="0"/>
+        </w:rPr>
+        <w:t xml:space="preserve">    return c + b; </w:t>
+      </w:r>
+    </w:p>
+    <w:p>
+      <w:pPr>
+        <w:spacing w:line="240" w:lineRule="auto"/>
+        <w:rPr>
+          <w:rFonts w:ascii="Times New Roman" w:cs="Times New Roman" w:eastAsia="Times New Roman" w:hAnsi="Times New Roman"/>
+          <w:sz w:val="24"/>
+          <w:szCs w:val="24"/>
+        </w:rPr>
+      </w:pPr>
+      <w:r>
+        <w:rPr>
+          <w:rFonts w:ascii="Times New Roman" w:cs="Times New Roman" w:eastAsia="Times New Roman" w:hAnsi="Times New Roman"/>
+          <w:sz w:val="24"/>
+          <w:szCs w:val="24"/>
+          <w:rtl w:val="0"/>
+        </w:rPr>
+        <w:t xml:space="preserve">}</w:t>
+      </w:r>
+    </w:p>
+    <w:p>
+      <w:pPr>
+        <w:spacing w:line="240" w:lineRule="auto"/>
+        <w:rPr>
+          <w:rFonts w:ascii="Times New Roman" w:cs="Times New Roman" w:eastAsia="Times New Roman" w:hAnsi="Times New Roman"/>
+          <w:sz w:val="24"/>
+          <w:szCs w:val="24"/>
+        </w:rPr>
+      </w:pPr>
+      <w:r>
+        <w:rPr>
+          <w:rtl w:val="0"/>
+        </w:rPr>
+      </w:r>
+    </w:p>
+    <w:p>
+      <w:pPr>
+        <w:spacing w:line="240" w:lineRule="auto"/>
+        <w:rPr>
+          <w:rFonts w:ascii="Times New Roman" w:cs="Times New Roman" w:eastAsia="Times New Roman" w:hAnsi="Times New Roman"/>
+          <w:sz w:val="24"/>
+          <w:szCs w:val="24"/>
+        </w:rPr>
+      </w:pPr>
+      <w:r>
+        <w:rPr>
+          <w:rFonts w:ascii="Times New Roman" w:cs="Times New Roman" w:eastAsia="Times New Roman" w:hAnsi="Times New Roman"/>
+          <w:sz w:val="24"/>
+          <w:szCs w:val="24"/>
+          <w:rtl w:val="0"/>
+        </w:rPr>
+        <w:t xml:space="preserve">int main() {</w:t>
+      </w:r>
+    </w:p>
+    <w:p>
+      <w:pPr>
+        <w:spacing w:line="240" w:lineRule="auto"/>
+        <w:rPr>
+          <w:rFonts w:ascii="Times New Roman" w:cs="Times New Roman" w:eastAsia="Times New Roman" w:hAnsi="Times New Roman"/>
+          <w:sz w:val="24"/>
+          <w:szCs w:val="24"/>
+        </w:rPr>
+      </w:pPr>
+      <w:r>
+        <w:rPr>
+          <w:rFonts w:ascii="Times New Roman" w:cs="Times New Roman" w:eastAsia="Times New Roman" w:hAnsi="Times New Roman"/>
+          <w:sz w:val="24"/>
+          <w:szCs w:val="24"/>
+          <w:rtl w:val="0"/>
+        </w:rPr>
+        <w:t xml:space="preserve">    int x = 6;</w:t>
+      </w:r>
+    </w:p>
+    <w:p>
+      <w:pPr>
+        <w:spacing w:line="240" w:lineRule="auto"/>
+        <w:rPr>
+          <w:rFonts w:ascii="Times New Roman" w:cs="Times New Roman" w:eastAsia="Times New Roman" w:hAnsi="Times New Roman"/>
+          <w:sz w:val="24"/>
+          <w:szCs w:val="24"/>
+        </w:rPr>
+      </w:pPr>
+      <w:r>
+        <w:rPr>
+          <w:rFonts w:ascii="Times New Roman" w:cs="Times New Roman" w:eastAsia="Times New Roman" w:hAnsi="Times New Roman"/>
+          <w:sz w:val="24"/>
+          <w:szCs w:val="24"/>
+          <w:rtl w:val="0"/>
+        </w:rPr>
+        <w:t xml:space="preserve">    int y = 9;</w:t>
+      </w:r>
+    </w:p>
+    <w:p>
+      <w:pPr>
+        <w:spacing w:line="240" w:lineRule="auto"/>
+        <w:rPr>
+          <w:rFonts w:ascii="Times New Roman" w:cs="Times New Roman" w:eastAsia="Times New Roman" w:hAnsi="Times New Roman"/>
+          <w:sz w:val="24"/>
+          <w:szCs w:val="24"/>
+        </w:rPr>
+      </w:pPr>
+      <w:r>
+        <w:rPr>
+          <w:rFonts w:ascii="Times New Roman" w:cs="Times New Roman" w:eastAsia="Times New Roman" w:hAnsi="Times New Roman"/>
+          <w:sz w:val="24"/>
+          <w:szCs w:val="24"/>
+          <w:rtl w:val="0"/>
+        </w:rPr>
+        <w:t xml:space="preserve">    int z;</w:t>
+      </w:r>
+    </w:p>
+    <w:p>
+      <w:pPr>
+        <w:spacing w:line="240" w:lineRule="auto"/>
+        <w:rPr>
+          <w:rFonts w:ascii="Times New Roman" w:cs="Times New Roman" w:eastAsia="Times New Roman" w:hAnsi="Times New Roman"/>
+          <w:sz w:val="24"/>
+          <w:szCs w:val="24"/>
+        </w:rPr>
+      </w:pPr>
+      <w:r>
+        <w:rPr>
+          <w:rtl w:val="0"/>
+        </w:rPr>
+      </w:r>
+    </w:p>
+    <w:p>
+      <w:pPr>
+        <w:spacing w:line="240" w:lineRule="auto"/>
+        <w:rPr>
+          <w:rFonts w:ascii="Times New Roman" w:cs="Times New Roman" w:eastAsia="Times New Roman" w:hAnsi="Times New Roman"/>
+          <w:sz w:val="24"/>
+          <w:szCs w:val="24"/>
+        </w:rPr>
+      </w:pPr>
+      <w:r>
+        <w:rPr>
+          <w:rFonts w:ascii="Times New Roman" w:cs="Times New Roman" w:eastAsia="Times New Roman" w:hAnsi="Times New Roman"/>
+          <w:sz w:val="24"/>
+          <w:szCs w:val="24"/>
+          <w:rtl w:val="0"/>
+        </w:rPr>
+        <w:t xml:space="preserve">    z = multiply_add_stack(x, y);</w:t>
+      </w:r>
+    </w:p>
+    <w:p>
+      <w:pPr>
+        <w:spacing w:line="240" w:lineRule="auto"/>
+        <w:rPr>
+          <w:rFonts w:ascii="Times New Roman" w:cs="Times New Roman" w:eastAsia="Times New Roman" w:hAnsi="Times New Roman"/>
+          <w:sz w:val="24"/>
+          <w:szCs w:val="24"/>
+        </w:rPr>
+      </w:pPr>
+      <w:r>
+        <w:rPr>
+          <w:rFonts w:ascii="Times New Roman" w:cs="Times New Roman" w:eastAsia="Times New Roman" w:hAnsi="Times New Roman"/>
+          <w:sz w:val="24"/>
+          <w:szCs w:val="24"/>
+          <w:rtl w:val="0"/>
+        </w:rPr>
+        <w:t xml:space="preserve">}</w:t>
+      </w:r>
+    </w:p>
+    <w:p>
+      <w:pPr>
+        <w:spacing w:line="240" w:lineRule="auto"/>
+        <w:rPr>
+          <w:rFonts w:ascii="Times New Roman" w:cs="Times New Roman" w:eastAsia="Times New Roman" w:hAnsi="Times New Roman"/>
+          <w:b w:val="1"/>
+          <w:bCs w:val="1"/>
+          <w:sz w:val="24"/>
+          <w:szCs w:val="24"/>
+        </w:rPr>
+      </w:pPr>
+      <w:r>
+        <w:rPr>
+          <w:rtl w:val="0"/>
+        </w:rPr>
+      </w:r>
+    </w:p>
+    <w:p>
+      <w:pPr>
+        <w:spacing w:line="240" w:lineRule="auto"/>
+        <w:rPr>
+          <w:rFonts w:ascii="Times New Roman" w:cs="Times New Roman" w:eastAsia="Times New Roman" w:hAnsi="Times New Roman"/>
+          <w:sz w:val="24"/>
+          <w:szCs w:val="24"/>
+        </w:rPr>
+      </w:pPr>
+      <w:r>
+        <w:rPr>
+          <w:rFonts w:ascii="Times New Roman" w:cs="Times New Roman" w:eastAsia="Times New Roman" w:hAnsi="Times New Roman"/>
+          <w:sz w:val="24"/>
+          <w:szCs w:val="24"/>
+          <w:rtl w:val="0"/>
+        </w:rPr>
+        <w:t xml:space="preserve">Assume:</w:t>
+      </w:r>
+    </w:p>
+    <w:p>
+      <w:pPr>
+        <w:spacing w:line="240" w:lineRule="auto"/>
+        <w:rPr>
+          <w:rFonts w:ascii="Times New Roman" w:cs="Times New Roman" w:eastAsia="Times New Roman" w:hAnsi="Times New Roman"/>
+          <w:sz w:val="24"/>
+          <w:szCs w:val="24"/>
+        </w:rPr>
+      </w:pPr>
+      <w:r>
+        <w:rPr>
+          <w:rtl w:val="0"/>
+        </w:rPr>
+      </w:r>
+    </w:p>
+    <w:p>
+      <w:pPr>
+        <w:spacing w:line="240" w:lineRule="auto"/>
+        <w:rPr>
+          <w:rFonts w:ascii="Times New Roman" w:cs="Times New Roman" w:eastAsia="Times New Roman" w:hAnsi="Times New Roman"/>
+          <w:sz w:val="24"/>
+          <w:szCs w:val="24"/>
+        </w:rPr>
+      </w:pPr>
+      <w:sdt>
+        <w:sdtPr>
+          <w:id w:val="1502806357"/>
+          <w:tag w:val="goog_rdk_0"/>
+        </w:sdtPr>
+        <w:sdtContent>
+          <w:r>
+            <w:rPr>
+              <w:rFonts w:ascii="Cardo" w:cs="Cardo" w:eastAsia="Cardo" w:hAnsi="Cardo"/>
+              <w:sz w:val="24"/>
+              <w:szCs w:val="24"/>
+              <w:rtl w:val="0"/>
+            </w:rPr>
+            <w:t xml:space="preserve">x → x20</w:t>
+          </w:r>
+        </w:sdtContent>
+      </w:sdt>
+    </w:p>
+    <w:p>
+      <w:pPr>
+        <w:spacing w:line="240" w:lineRule="auto"/>
+        <w:rPr>
+          <w:rFonts w:ascii="Times New Roman" w:cs="Times New Roman" w:eastAsia="Times New Roman" w:hAnsi="Times New Roman"/>
+          <w:sz w:val="24"/>
+          <w:szCs w:val="24"/>
+        </w:rPr>
+      </w:pPr>
+      <w:sdt>
+        <w:sdtPr>
+          <w:id w:val="-80880503"/>
+          <w:tag w:val="goog_rdk_1"/>
+        </w:sdtPr>
+        <w:sdtContent>
+          <w:r>
+            <w:rPr>
+              <w:rFonts w:ascii="Cardo" w:cs="Cardo" w:eastAsia="Cardo" w:hAnsi="Cardo"/>
+              <w:sz w:val="24"/>
+              <w:szCs w:val="24"/>
+              <w:rtl w:val="0"/>
+            </w:rPr>
+            <w:t xml:space="preserve">y → x21</w:t>
+          </w:r>
+        </w:sdtContent>
+      </w:sdt>
+    </w:p>
+    <w:p>
+      <w:pPr>
+        <w:spacing w:line="240" w:lineRule="auto"/>
+        <w:rPr>
+          <w:rFonts w:ascii="Times New Roman" w:cs="Times New Roman" w:eastAsia="Times New Roman" w:hAnsi="Times New Roman"/>
+          <w:sz w:val="24"/>
+          <w:szCs w:val="24"/>
+        </w:rPr>
+      </w:pPr>
+      <w:sdt>
+        <w:sdtPr>
+          <w:id w:val="1688627088"/>
+          <w:tag w:val="goog_rdk_2"/>
+        </w:sdtPr>
+        <w:sdtContent>
+          <w:r>
+            <w:rPr>
+              <w:rFonts w:ascii="Cardo" w:cs="Cardo" w:eastAsia="Cardo" w:hAnsi="Cardo"/>
+              <w:sz w:val="24"/>
+              <w:szCs w:val="24"/>
+              <w:rtl w:val="0"/>
+            </w:rPr>
+            <w:t xml:space="preserve">z → x22</w:t>
+          </w:r>
+        </w:sdtContent>
+      </w:sdt>
+    </w:p>
+    <w:p>
+      <w:pPr>
+        <w:spacing w:line="240" w:lineRule="auto"/>
+        <w:rPr>
+          <w:rFonts w:ascii="Times New Roman" w:cs="Times New Roman" w:eastAsia="Times New Roman" w:hAnsi="Times New Roman"/>
+          <w:sz w:val="24"/>
+          <w:szCs w:val="24"/>
+        </w:rPr>
+      </w:pPr>
+      <w:sdt>
+        <w:sdtPr>
+          <w:id w:val="-110340645"/>
+          <w:tag w:val="goog_rdk_3"/>
+        </w:sdtPr>
+        <w:sdtContent>
+          <w:r>
+            <w:rPr>
+              <w:rFonts w:ascii="Cardo" w:cs="Cardo" w:eastAsia="Cardo" w:hAnsi="Cardo"/>
+              <w:sz w:val="24"/>
+              <w:szCs w:val="24"/>
+              <w:rtl w:val="0"/>
+            </w:rPr>
+            <w:t xml:space="preserve">Function arguments → x10, x11</w:t>
+          </w:r>
+        </w:sdtContent>
+      </w:sdt>
+    </w:p>
+    <w:p>
+      <w:pPr>
+        <w:spacing w:line="240" w:lineRule="auto"/>
+        <w:rPr>
+          <w:rFonts w:ascii="Times New Roman" w:cs="Times New Roman" w:eastAsia="Times New Roman" w:hAnsi="Times New Roman"/>
+          <w:sz w:val="24"/>
+          <w:szCs w:val="24"/>
+        </w:rPr>
+      </w:pPr>
+      <w:sdt>
+        <w:sdtPr>
+          <w:id w:val="-1033448611"/>
+          <w:tag w:val="goog_rdk_4"/>
+        </w:sdtPr>
+        <w:sdtContent>
+          <w:r>
+            <w:rPr>
+              <w:rFonts w:ascii="Cardo" w:cs="Cardo" w:eastAsia="Cardo" w:hAnsi="Cardo"/>
+              <w:sz w:val="24"/>
+              <w:szCs w:val="24"/>
+              <w:rtl w:val="0"/>
+            </w:rPr>
+            <w:t xml:space="preserve">Return value → x10</w:t>
+          </w:r>
+        </w:sdtContent>
+      </w:sdt>
+    </w:p>
+    <w:p>
+      <w:pPr>
+        <w:spacing w:line="240" w:lineRule="auto"/>
+        <w:rPr>
+          <w:rFonts w:ascii="Times New Roman" w:cs="Times New Roman" w:eastAsia="Times New Roman" w:hAnsi="Times New Roman"/>
+          <w:sz w:val="24"/>
+          <w:szCs w:val="24"/>
+        </w:rPr>
+      </w:pPr>
+      <w:sdt>
+        <w:sdtPr>
+          <w:id w:val="1225773211"/>
+          <w:tag w:val="goog_rdk_5"/>
+        </w:sdtPr>
+        <w:sdtContent>
+          <w:r>
+            <w:rPr>
+              <w:rFonts w:ascii="Cardo" w:cs="Cardo" w:eastAsia="Cardo" w:hAnsi="Cardo"/>
+              <w:sz w:val="24"/>
+              <w:szCs w:val="24"/>
+              <w:rtl w:val="0"/>
+            </w:rPr>
+            <w:t xml:space="preserve">Stack pointer → x2</w:t>
+          </w:r>
+        </w:sdtContent>
+      </w:sdt>
+    </w:p>
+    <w:p>
+      <w:pPr>
+        <w:spacing w:line="240" w:lineRule="auto"/>
+        <w:rPr>
+          <w:rFonts w:ascii="Times New Roman" w:cs="Times New Roman" w:eastAsia="Times New Roman" w:hAnsi="Times New Roman"/>
+          <w:sz w:val="24"/>
+          <w:szCs w:val="24"/>
+        </w:rPr>
+      </w:pPr>
+      <w:sdt>
+        <w:sdtPr>
+          <w:id w:val="-543654023"/>
+          <w:tag w:val="goog_rdk_6"/>
+        </w:sdtPr>
+        <w:sdtContent>
+          <w:r>
+            <w:rPr>
+              <w:rFonts w:ascii="Cardo" w:cs="Cardo" w:eastAsia="Cardo" w:hAnsi="Cardo"/>
+              <w:sz w:val="24"/>
+              <w:szCs w:val="24"/>
+              <w:rtl w:val="0"/>
+            </w:rPr>
+            <w:t xml:space="preserve">a → x13</w:t>
+          </w:r>
+        </w:sdtContent>
+      </w:sdt>
+    </w:p>
+    <w:p>
+      <w:pPr>
+        <w:spacing w:line="240" w:lineRule="auto"/>
+        <w:rPr>
+          <w:rFonts w:ascii="Times New Roman" w:cs="Times New Roman" w:eastAsia="Times New Roman" w:hAnsi="Times New Roman"/>
+          <w:sz w:val="24"/>
+          <w:szCs w:val="24"/>
+        </w:rPr>
+      </w:pPr>
+      <w:sdt>
+        <w:sdtPr>
+          <w:id w:val="-64912803"/>
+          <w:tag w:val="goog_rdk_7"/>
+        </w:sdtPr>
+        <w:sdtContent>
+          <w:r>
+            <w:rPr>
+              <w:rFonts w:ascii="Cardo" w:cs="Cardo" w:eastAsia="Cardo" w:hAnsi="Cardo"/>
+              <w:sz w:val="24"/>
+              <w:szCs w:val="24"/>
+              <w:rtl w:val="0"/>
+            </w:rPr>
+            <w:t xml:space="preserve">b → x14</w:t>
+          </w:r>
+        </w:sdtContent>
+      </w:sdt>
+    </w:p>
+    <w:p>
+      <w:pPr>
+        <w:spacing w:line="240" w:lineRule="auto"/>
+        <w:rPr>
+          <w:rFonts w:ascii="Times New Roman" w:cs="Times New Roman" w:eastAsia="Times New Roman" w:hAnsi="Times New Roman"/>
+          <w:sz w:val="24"/>
+          <w:szCs w:val="24"/>
+        </w:rPr>
+      </w:pPr>
+      <w:sdt>
+        <w:sdtPr>
+          <w:id w:val="1096044978"/>
+          <w:tag w:val="goog_rdk_8"/>
+        </w:sdtPr>
+        <w:sdtContent>
+          <w:r>
+            <w:rPr>
+              <w:rFonts w:ascii="Cardo" w:cs="Cardo" w:eastAsia="Cardo" w:hAnsi="Cardo"/>
+              <w:sz w:val="24"/>
+              <w:szCs w:val="24"/>
+              <w:rtl w:val="0"/>
+            </w:rPr>
+            <w:t xml:space="preserve">c → x15</w:t>
+          </w:r>
+        </w:sdtContent>
+      </w:sdt>
+    </w:p>
+    <w:p>
+      <w:pPr>
+        <w:spacing w:line="240" w:lineRule="auto"/>
+        <w:rPr>
+          <w:rFonts w:ascii="Times New Roman" w:cs="Times New Roman" w:eastAsia="Times New Roman" w:hAnsi="Times New Roman"/>
+          <w:sz w:val="24"/>
+          <w:szCs w:val="24"/>
+        </w:rPr>
+      </w:pPr>
+      <w:r>
+        <w:rPr>
+          <w:rtl w:val="0"/>
+        </w:rPr>
+      </w:r>
+    </w:p>
+    <w:p>
+      <w:pPr>
+        <w:spacing w:line="240" w:lineRule="auto"/>
+        <w:rPr>
+          <w:rFonts w:ascii="Times New Roman" w:cs="Times New Roman" w:eastAsia="Times New Roman" w:hAnsi="Times New Roman"/>
+          <w:sz w:val="24"/>
+          <w:szCs w:val="24"/>
+        </w:rPr>
+      </w:pPr>
+      <w:r>
+        <w:rPr>
+          <w:rFonts w:ascii="Times New Roman" w:cs="Times New Roman" w:eastAsia="Times New Roman" w:hAnsi="Times New Roman"/>
+          <w:sz w:val="24"/>
+          <w:szCs w:val="24"/>
+          <w:rtl w:val="0"/>
+        </w:rPr>
+        <w:t xml:space="preserve">NB: Store and restore x13-x15 in stack during procedure</w:t>
+      </w:r>
+    </w:p>
+    <w:p>
+      <w:pPr>
+        <w:spacing w:line="240" w:lineRule="auto"/>
+        <w:rPr>
+          <w:rFonts w:ascii="Times New Roman" w:cs="Times New Roman" w:eastAsia="Times New Roman" w:hAnsi="Times New Roman"/>
+          <w:sz w:val="24"/>
+          <w:szCs w:val="24"/>
+        </w:rPr>
+      </w:pPr>
+      <w:r>
+        <w:rPr>
+          <w:rtl w:val="0"/>
+        </w:rPr>
+      </w:r>
+    </w:p>
+    <w:p>
+      <w:pPr>
+        <w:spacing w:line="276" w:lineRule="auto"/>
+        <w:rPr>
+          <w:rFonts w:ascii="Times New Roman" w:cs="Times New Roman" w:eastAsia="Times New Roman" w:hAnsi="Times New Roman"/>
+          <w:sz w:val="24"/>
+          <w:szCs w:val="24"/>
+        </w:rPr>
+      </w:pPr>
+      <w:r>
+        <w:rPr>
+          <w:rtl w:val="0"/>
+        </w:rPr>
+      </w:r>
+    </w:p>
     <w:sectPr>
       <w:pgSz w:h="15840" w:w="12240" w:orient="portrait"/>
       <w:pgMar w:bottom="1440" w:top="1440" w:left="1440" w:right="1440" w:header="720" w:footer="720"/>
@@ -5606,11 +8180,19 @@
       </w:pPr>
     </w:pPrDefault>
   </w:docDefaults>
+  <w:style w:type="table" w:styleId="TableNormal" w:default="1">
+    <w:name w:val="TableNormal"/>
+    <w:tblPr>
+      <w:tblCellMar>
+        <w:top w:w="100.0" w:type="dxa"/>
+        <w:left w:w="100.0" w:type="dxa"/>
+        <w:bottom w:w="100.0" w:type="dxa"/>
+        <w:right w:w="100.0" w:type="dxa"/>
+      </w:tblCellMar>
+    </w:tblPr>
+  </w:style>
   <w:style w:type="paragraph" w:styleId="Normal" w:default="1">
     <w:name w:val="normal"/>
-  </w:style>
-  <w:style w:type="table" w:styleId="TableNormal" w:default="1">
-    <w:name w:val="TableNormal"/>
   </w:style>
   <w:style w:type="paragraph" w:styleId="Heading1">
     <w:name w:val="heading 1"/>
@@ -5639,6 +8221,7 @@
     </w:pPr>
     <w:rPr>
       <w:b w:val="0"/>
+      <w:bCs w:val="0"/>
       <w:sz w:val="32"/>
       <w:szCs w:val="32"/>
     </w:rPr>
@@ -5655,6 +8238,7 @@
     </w:pPr>
     <w:rPr>
       <w:b w:val="0"/>
+      <w:bCs w:val="0"/>
       <w:color w:val="434343"/>
       <w:sz w:val="28"/>
       <w:szCs w:val="28"/>
@@ -5704,6 +8288,7 @@
     </w:pPr>
     <w:rPr>
       <w:i w:val="1"/>
+      <w:iCs w:val="1"/>
       <w:color w:val="666666"/>
       <w:sz w:val="22"/>
       <w:szCs w:val="22"/>
@@ -5912,6 +8497,7 @@
     <w:rPr>
       <w:rFonts w:ascii="Arial" w:cs="Arial" w:eastAsia="Arial" w:hAnsi="Arial"/>
       <w:i w:val="0"/>
+      <w:iCs w:val="0"/>
       <w:color w:val="666666"/>
       <w:sz w:val="30"/>
       <w:szCs w:val="30"/>
@@ -5922,12 +8508,6 @@
     <w:tblPr>
       <w:tblStyleRowBandSize w:val="1"/>
       <w:tblStyleColBandSize w:val="1"/>
-      <w:tblCellMar>
-        <w:top w:w="100.0" w:type="dxa"/>
-        <w:left w:w="100.0" w:type="dxa"/>
-        <w:bottom w:w="100.0" w:type="dxa"/>
-        <w:right w:w="100.0" w:type="dxa"/>
-      </w:tblCellMar>
     </w:tblPr>
   </w:style>
   <w:style w:type="table" w:styleId="Table2">
@@ -5935,12 +8515,6 @@
     <w:tblPr>
       <w:tblStyleRowBandSize w:val="1"/>
       <w:tblStyleColBandSize w:val="1"/>
-      <w:tblCellMar>
-        <w:top w:w="100.0" w:type="dxa"/>
-        <w:left w:w="100.0" w:type="dxa"/>
-        <w:bottom w:w="100.0" w:type="dxa"/>
-        <w:right w:w="100.0" w:type="dxa"/>
-      </w:tblCellMar>
     </w:tblPr>
   </w:style>
   <w:style w:type="table" w:styleId="Table3">
@@ -5948,12 +8522,6 @@
     <w:tblPr>
       <w:tblStyleRowBandSize w:val="1"/>
       <w:tblStyleColBandSize w:val="1"/>
-      <w:tblCellMar>
-        <w:top w:w="100.0" w:type="dxa"/>
-        <w:left w:w="100.0" w:type="dxa"/>
-        <w:bottom w:w="100.0" w:type="dxa"/>
-        <w:right w:w="100.0" w:type="dxa"/>
-      </w:tblCellMar>
     </w:tblPr>
   </w:style>
 </w:styles>
@@ -6281,7 +8849,7 @@
 
 <file path=customXML/item1.xml><?xml version="1.0" encoding="utf-8"?>
 <go:gDocsCustomXmlDataStorage xmlns:go="http://customooxmlschemas.google.com/" xmlns:r="http://schemas.openxmlformats.org/officeDocument/2006/relationships" uri="GoogleDocsCustomDataVersion2">
-  <go:docsCustomData xmlns:go="http://customooxmlschemas.google.com/" roundtripDataSignature="AMtx7mhLOMfAErsJH9WzZ5GP9nkC2M9OiQ==">CgMxLjAyCGguZ2pkZ3hzMgloLjMwajB6bGw4AHIhMTUxOUlKZlVTR1pRSHUxUURIYVhhaHkwYTliYTFxOVE0</go:docsCustomData>
+  <go:docsCustomData xmlns:go="http://customooxmlschemas.google.com/" roundtripDataSignature="AMtx7mgPfasImC4pRSf6ZXiYS8rkJyBE8A==">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</go:docsCustomData>
 </go:gDocsCustomXmlDataStorage>
 </file>
 
